--- a/docs/tech/module_structure/메일_모듈_소스코드_파일_내역서.docx
+++ b/docs/tech/module_structure/메일_모듈_소스코드_파일_내역서.docx
@@ -59,15 +59,7 @@
         <w:rPr>
           <w:rFonts w:hint="eastAsia"/>
         </w:rPr>
-        <w:t xml:space="preserve"> 구성하</w:t>
-      </w:r>
-      <w:bookmarkStart w:id="1" w:name="_GoBack"/>
-      <w:bookmarkEnd w:id="1"/>
-      <w:r>
-        <w:rPr>
-          <w:rFonts w:hint="eastAsia"/>
-        </w:rPr>
-        <w:t>는 파일들에 대한 설명을 기술한 문서이다.</w:t>
+        <w:t xml:space="preserve"> 구성하는 파일들에 대한 설명을 기술한 문서이다.</w:t>
       </w:r>
     </w:p>
     <w:p/>
@@ -616,7 +608,7 @@
       <w:pPr>
         <w:pStyle w:val="1"/>
       </w:pPr>
-      <w:bookmarkStart w:id="2" w:name="_Toc8832530"/>
+      <w:bookmarkStart w:id="1" w:name="_Toc8832530"/>
       <w:r>
         <w:rPr>
           <w:rFonts w:hint="eastAsia"/>
@@ -624,9 +616,37 @@
         <w:lastRenderedPageBreak/>
         <w:t>소스 트리 구성</w:t>
       </w:r>
-      <w:bookmarkEnd w:id="2"/>
-    </w:p>
-    <w:p>
+      <w:bookmarkEnd w:id="1"/>
+    </w:p>
+    <w:p>
+      <w:proofErr w:type="spellStart"/>
+      <w:r>
+        <w:rPr>
+          <w:color w:val="0070C0"/>
+        </w:rPr>
+        <w:t>ezFlow</w:t>
+      </w:r>
+      <w:proofErr w:type="spellEnd"/>
+      <w:r>
+        <w:rPr>
+          <w:color w:val="0070C0"/>
+        </w:rPr>
+        <w:t xml:space="preserve"> Web Application</w:t>
+      </w:r>
+      <w:r>
+        <w:rPr>
+          <w:rFonts w:hint="eastAsia"/>
+          <w:color w:val="0070C0"/>
+        </w:rPr>
+        <w:t xml:space="preserve">을 구현하는 </w:t>
+      </w:r>
+      <w:r>
+        <w:rPr>
+          <w:rFonts w:hint="eastAsia"/>
+          <w:color w:val="0070C0"/>
+        </w:rPr>
+        <w:t xml:space="preserve">ezFlow4Java 프로젝트 내 </w:t>
+      </w:r>
       <w:r>
         <w:rPr>
           <w:rFonts w:hint="eastAsia"/>
@@ -776,23 +796,20 @@
       <w:pPr>
         <w:pStyle w:val="a4"/>
         <w:ind w:leftChars="0" w:left="1440"/>
-        <w:rPr>
-          <w:rFonts w:hint="eastAsia"/>
-        </w:rPr>
       </w:pPr>
     </w:p>
     <w:p>
       <w:pPr>
         <w:pStyle w:val="1"/>
       </w:pPr>
-      <w:bookmarkStart w:id="3" w:name="_Toc8832531"/>
+      <w:bookmarkStart w:id="2" w:name="_Toc8832531"/>
       <w:r>
         <w:rPr>
           <w:rFonts w:hint="eastAsia"/>
         </w:rPr>
         <w:t>자바 소스</w:t>
       </w:r>
-      <w:bookmarkEnd w:id="3"/>
+      <w:bookmarkEnd w:id="2"/>
     </w:p>
     <w:p>
       <w:proofErr w:type="spellStart"/>
@@ -1167,9 +1184,6 @@
           <w:numId w:val="13"/>
         </w:numPr>
         <w:ind w:leftChars="0"/>
-        <w:rPr>
-          <w:rFonts w:hint="eastAsia"/>
-        </w:rPr>
       </w:pPr>
       <w:proofErr w:type="gramStart"/>
       <w:r>
@@ -1278,6 +1292,7 @@
       </w:pPr>
       <w:proofErr w:type="gramStart"/>
       <w:r>
+        <w:lastRenderedPageBreak/>
         <w:t>EzEmailUserAdminService</w:t>
       </w:r>
       <w:r>
@@ -1300,7 +1315,6 @@
         <w:rPr>
           <w:rFonts w:hint="eastAsia"/>
         </w:rPr>
-        <w:lastRenderedPageBreak/>
         <w:t>처리</w:t>
       </w:r>
     </w:p>
@@ -1758,40 +1772,138 @@
         <w:t>메일 모듈에서 사용하는 다양한 유틸리티 함수들을 제공</w:t>
       </w:r>
     </w:p>
-    <w:p/>
-    <w:p>
-      <w:pPr>
-        <w:pStyle w:val="1"/>
-      </w:pPr>
-      <w:bookmarkStart w:id="4" w:name="_Toc8832532"/>
-      <w:r>
-        <w:rPr>
-          <w:rFonts w:hint="eastAsia"/>
-        </w:rPr>
-        <w:t>리</w:t>
-      </w:r>
-      <w:r>
-        <w:rPr>
-          <w:rFonts w:hint="eastAsia"/>
-        </w:rPr>
-        <w:t>소스</w:t>
-      </w:r>
-      <w:r>
-        <w:rPr>
-          <w:rFonts w:hint="eastAsia"/>
-        </w:rPr>
-        <w:t>(Resource)</w:t>
-      </w:r>
-      <w:bookmarkEnd w:id="4"/>
-    </w:p>
-    <w:p>
+    <w:p>
+      <w:bookmarkStart w:id="3" w:name="_GoBack"/>
+      <w:bookmarkEnd w:id="3"/>
+    </w:p>
+    <w:p>
+      <w:pPr>
+        <w:rPr>
+          <w:color w:val="0070C0"/>
+        </w:rPr>
+      </w:pPr>
       <w:proofErr w:type="spellStart"/>
       <w:r>
+        <w:rPr>
+          <w:color w:val="0070C0"/>
+        </w:rPr>
+        <w:t>ezMobile</w:t>
+      </w:r>
+      <w:proofErr w:type="spellEnd"/>
+      <w:r>
+        <w:rPr>
+          <w:color w:val="0070C0"/>
+        </w:rPr>
+        <w:t>(</w:t>
+      </w:r>
+      <w:proofErr w:type="spellStart"/>
+      <w:r>
+        <w:rPr>
+          <w:rFonts w:hint="eastAsia"/>
+          <w:color w:val="0070C0"/>
+        </w:rPr>
+        <w:t>모바일</w:t>
+      </w:r>
+      <w:proofErr w:type="spellEnd"/>
+      <w:r>
+        <w:rPr>
+          <w:rFonts w:hint="eastAsia"/>
+          <w:color w:val="0070C0"/>
+        </w:rPr>
+        <w:t>)</w:t>
+      </w:r>
+      <w:r>
+        <w:rPr>
+          <w:rFonts w:hint="eastAsia"/>
+          <w:color w:val="0070C0"/>
+        </w:rPr>
+        <w:t>로부터</w:t>
+      </w:r>
+      <w:r>
+        <w:rPr>
+          <w:rFonts w:hint="eastAsia"/>
+          <w:color w:val="0070C0"/>
+        </w:rPr>
+        <w:t>의</w:t>
+      </w:r>
+      <w:r>
+        <w:rPr>
+          <w:rFonts w:hint="eastAsia"/>
+          <w:color w:val="0070C0"/>
+        </w:rPr>
+        <w:t xml:space="preserve"> </w:t>
+      </w:r>
+      <w:r>
+        <w:rPr>
+          <w:rFonts w:hint="eastAsia"/>
+          <w:color w:val="0070C0"/>
+        </w:rPr>
+        <w:t>REST A</w:t>
+      </w:r>
+      <w:r>
+        <w:rPr>
+          <w:color w:val="0070C0"/>
+        </w:rPr>
+        <w:t xml:space="preserve">PI </w:t>
+      </w:r>
+      <w:r>
+        <w:rPr>
+          <w:rFonts w:hint="eastAsia"/>
+          <w:color w:val="0070C0"/>
+        </w:rPr>
+        <w:t>요청을 처리하</w:t>
+      </w:r>
+      <w:r>
+        <w:rPr>
+          <w:color w:val="0070C0"/>
+        </w:rPr>
+        <w:t>는</w:t>
+      </w:r>
+      <w:r>
+        <w:rPr>
+          <w:rFonts w:hint="eastAsia"/>
+          <w:color w:val="0070C0"/>
+        </w:rPr>
+        <w:t xml:space="preserve"> </w:t>
+      </w:r>
+      <w:r>
+        <w:rPr>
+          <w:rFonts w:hint="eastAsia"/>
+          <w:color w:val="0070C0"/>
+        </w:rPr>
+        <w:t xml:space="preserve">메일 </w:t>
+      </w:r>
+      <w:r>
+        <w:rPr>
+          <w:color w:val="0070C0"/>
+        </w:rPr>
+        <w:t xml:space="preserve">Gateway </w:t>
+      </w:r>
+      <w:r>
+        <w:rPr>
+          <w:rFonts w:hint="eastAsia"/>
+          <w:color w:val="0070C0"/>
+        </w:rPr>
+        <w:t>서버</w:t>
+      </w:r>
+      <w:r>
+        <w:rPr>
+          <w:rFonts w:hint="eastAsia"/>
+          <w:color w:val="0070C0"/>
+        </w:rPr>
+        <w:t>는</w:t>
+      </w:r>
+      <w:proofErr w:type="spellStart"/>
+      <w:r>
+        <w:rPr>
+          <w:color w:val="0070C0"/>
+        </w:rPr>
         <w:t>s</w:t>
       </w:r>
       <w:r>
         <w:rPr>
           <w:rFonts w:hint="eastAsia"/>
+          <w:color w:val="0070C0"/>
         </w:rPr>
         <w:t>rc</w:t>
       </w:r>
@@ -1799,26 +1911,63 @@
       <w:r>
         <w:rPr>
           <w:rFonts w:hint="eastAsia"/>
+          <w:color w:val="0070C0"/>
         </w:rPr>
         <w:t>/</w:t>
       </w:r>
       <w:r>
-        <w:t>main/</w:t>
-      </w:r>
-      <w:r>
-        <w:t>resources</w:t>
-      </w:r>
-      <w:r>
+        <w:rPr>
+          <w:color w:val="0070C0"/>
+        </w:rPr>
+        <w:t>main/java/</w:t>
+      </w:r>
+      <w:proofErr w:type="spellStart"/>
+      <w:r>
+        <w:rPr>
+          <w:color w:val="0070C0"/>
+        </w:rPr>
+        <w:t>egovframework</w:t>
+      </w:r>
+      <w:proofErr w:type="spellEnd"/>
+      <w:r>
+        <w:rPr>
+          <w:color w:val="0070C0"/>
+        </w:rPr>
         <w:t>/</w:t>
       </w:r>
       <w:proofErr w:type="spellStart"/>
       <w:r>
-        <w:t>egovframework</w:t>
+        <w:rPr>
+          <w:color w:val="0070C0"/>
+        </w:rPr>
+        <w:t>ezMobile</w:t>
       </w:r>
       <w:proofErr w:type="spellEnd"/>
       <w:r>
         <w:rPr>
-          <w:rFonts w:hint="eastAsia"/>
+          <w:color w:val="0070C0"/>
+        </w:rPr>
+        <w:t>/</w:t>
+      </w:r>
+      <w:proofErr w:type="spellStart"/>
+      <w:r>
+        <w:rPr>
+          <w:color w:val="0070C0"/>
+        </w:rPr>
+        <w:t>ezEm</w:t>
+      </w:r>
+      <w:r>
+        <w:rPr>
+          <w:rFonts w:hint="eastAsia"/>
+          <w:color w:val="0070C0"/>
+        </w:rPr>
+        <w:t>ail</w:t>
+      </w:r>
+      <w:proofErr w:type="spellEnd"/>
+      <w:r>
+        <w:rPr>
+          <w:rFonts w:hint="eastAsia"/>
+          <w:color w:val="0070C0"/>
         </w:rPr>
         <w:t xml:space="preserve"> 폴더에 위치하며 다음의 폴더들로 구성된다.</w:t>
       </w:r>
@@ -1832,39 +1981,157 @@
         </w:numPr>
         <w:ind w:leftChars="0"/>
         <w:rPr>
-          <w:rFonts w:hint="eastAsia"/>
+          <w:color w:val="0070C0"/>
         </w:rPr>
       </w:pPr>
       <w:proofErr w:type="gramStart"/>
       <w:r>
-        <w:t>message</w:t>
-      </w:r>
-      <w:r>
+        <w:rPr>
+          <w:color w:val="0070C0"/>
+        </w:rPr>
+        <w:t>w</w:t>
+      </w:r>
+      <w:r>
+        <w:rPr>
+          <w:rFonts w:hint="eastAsia"/>
+          <w:color w:val="0070C0"/>
+        </w:rPr>
+        <w:t>eb</w:t>
+      </w:r>
+      <w:r>
+        <w:rPr>
+          <w:color w:val="0070C0"/>
+        </w:rPr>
         <w:t xml:space="preserve"> :</w:t>
       </w:r>
       <w:proofErr w:type="gramEnd"/>
       <w:r>
+        <w:rPr>
+          <w:color w:val="0070C0"/>
+        </w:rPr>
         <w:t xml:space="preserve"> </w:t>
       </w:r>
       <w:r>
         <w:rPr>
           <w:rFonts w:hint="eastAsia"/>
-        </w:rPr>
-        <w:t xml:space="preserve">화면에 표시되는 메시지 </w:t>
+          <w:color w:val="0070C0"/>
+        </w:rPr>
+        <w:t>R</w:t>
+      </w:r>
+      <w:r>
+        <w:rPr>
+          <w:color w:val="0070C0"/>
+        </w:rPr>
+        <w:t>EST API</w:t>
+      </w:r>
+      <w:r>
+        <w:rPr>
+          <w:color w:val="0070C0"/>
+        </w:rPr>
+        <w:t xml:space="preserve"> 요청을 </w:t>
+      </w:r>
+      <w:r>
+        <w:rPr>
+          <w:rFonts w:hint="eastAsia"/>
+          <w:color w:val="0070C0"/>
+        </w:rPr>
+        <w:t>받아들이</w:t>
+      </w:r>
+      <w:r>
+        <w:rPr>
+          <w:color w:val="0070C0"/>
+        </w:rPr>
+        <w:t>는 Controller</w:t>
+      </w:r>
+      <w:r>
+        <w:rPr>
+          <w:rFonts w:hint="eastAsia"/>
+          <w:color w:val="0070C0"/>
+        </w:rPr>
+        <w:t xml:space="preserve"> Class</w:t>
+      </w:r>
+      <w:r>
+        <w:rPr>
+          <w:rFonts w:hint="eastAsia"/>
+          <w:color w:val="0070C0"/>
+        </w:rPr>
+        <w:t>가</w:t>
+      </w:r>
+      <w:r>
+        <w:rPr>
+          <w:color w:val="0070C0"/>
+        </w:rPr>
+        <w:t xml:space="preserve"> 위치함</w:t>
+      </w:r>
+      <w:r>
+        <w:rPr>
+          <w:rFonts w:hint="eastAsia"/>
+          <w:color w:val="0070C0"/>
+        </w:rPr>
+        <w:t>.</w:t>
+      </w:r>
+    </w:p>
+    <w:p>
+      <w:pPr>
+        <w:pStyle w:val="a4"/>
+        <w:numPr>
+          <w:ilvl w:val="1"/>
+          <w:numId w:val="13"/>
+        </w:numPr>
+        <w:ind w:leftChars="0"/>
+        <w:rPr>
+          <w:color w:val="0070C0"/>
+        </w:rPr>
+      </w:pPr>
+      <w:proofErr w:type="gramStart"/>
+      <w:r>
+        <w:rPr>
+          <w:color w:val="0070C0"/>
+        </w:rPr>
+        <w:t>MEmailGWController.java :</w:t>
+      </w:r>
+      <w:proofErr w:type="gramEnd"/>
+      <w:r>
+        <w:rPr>
+          <w:color w:val="0070C0"/>
+        </w:rPr>
+        <w:t xml:space="preserve"> </w:t>
+      </w:r>
+      <w:r>
+        <w:rPr>
+          <w:rFonts w:hint="eastAsia"/>
+          <w:color w:val="0070C0"/>
+        </w:rPr>
+        <w:t xml:space="preserve">메일 관련 </w:t>
       </w:r>
       <w:proofErr w:type="spellStart"/>
       <w:r>
         <w:rPr>
           <w:rFonts w:hint="eastAsia"/>
-        </w:rPr>
-        <w:t>스트링들을</w:t>
+          <w:color w:val="0070C0"/>
+        </w:rPr>
+        <w:t>모바일</w:t>
       </w:r>
       <w:proofErr w:type="spellEnd"/>
       <w:r>
         <w:rPr>
           <w:rFonts w:hint="eastAsia"/>
-        </w:rPr>
-        <w:t xml:space="preserve"> 갖고 있는 파일들이 위치함.</w:t>
+          <w:color w:val="0070C0"/>
+        </w:rPr>
+        <w:t xml:space="preserve"> </w:t>
+      </w:r>
+      <w:r>
+        <w:rPr>
+          <w:color w:val="0070C0"/>
+        </w:rPr>
+        <w:t xml:space="preserve">REST API </w:t>
+      </w:r>
+      <w:r>
+        <w:rPr>
+          <w:rFonts w:hint="eastAsia"/>
+          <w:color w:val="0070C0"/>
+        </w:rPr>
+        <w:t>제공</w:t>
       </w:r>
     </w:p>
     <w:p>
@@ -1875,34 +2142,50 @@
           <w:numId w:val="13"/>
         </w:numPr>
         <w:ind w:leftChars="0"/>
-      </w:pPr>
-      <w:proofErr w:type="spellStart"/>
-      <w:r>
-        <w:rPr>
-          <w:rFonts w:hint="eastAsia"/>
-        </w:rPr>
-        <w:t>sqlmap</w:t>
-      </w:r>
-      <w:proofErr w:type="spellEnd"/>
-      <w:r>
-        <w:t xml:space="preserve">: </w:t>
-      </w:r>
-      <w:r>
-        <w:t xml:space="preserve">SQL </w:t>
-      </w:r>
-      <w:proofErr w:type="spellStart"/>
-      <w:r>
-        <w:rPr>
-          <w:rFonts w:hint="eastAsia"/>
-        </w:rPr>
-        <w:t>쿼리문을</w:t>
-      </w:r>
-      <w:proofErr w:type="spellEnd"/>
-      <w:r>
-        <w:rPr>
-          <w:rFonts w:hint="eastAsia"/>
-        </w:rPr>
-        <w:t xml:space="preserve"> 갖고 있는 파일이 위치함.</w:t>
+        <w:rPr>
+          <w:color w:val="0070C0"/>
+        </w:rPr>
+      </w:pPr>
+      <w:proofErr w:type="gramStart"/>
+      <w:r>
+        <w:rPr>
+          <w:color w:val="0070C0"/>
+        </w:rPr>
+        <w:t>service :</w:t>
+      </w:r>
+      <w:proofErr w:type="gramEnd"/>
+      <w:r>
+        <w:rPr>
+          <w:color w:val="0070C0"/>
+        </w:rPr>
+        <w:t xml:space="preserve"> Business Logic</w:t>
+      </w:r>
+      <w:r>
+        <w:rPr>
+          <w:rFonts w:hint="eastAsia"/>
+          <w:color w:val="0070C0"/>
+        </w:rPr>
+        <w:t xml:space="preserve">을 처리하는 </w:t>
+      </w:r>
+      <w:r>
+        <w:rPr>
+          <w:color w:val="0070C0"/>
+        </w:rPr>
+        <w:t>Service Class</w:t>
+      </w:r>
+      <w:r>
+        <w:rPr>
+          <w:rFonts w:hint="eastAsia"/>
+          <w:color w:val="0070C0"/>
+        </w:rPr>
+        <w:t>가</w:t>
+      </w:r>
+      <w:r>
+        <w:rPr>
+          <w:rFonts w:hint="eastAsia"/>
+          <w:color w:val="0070C0"/>
+        </w:rPr>
+        <w:t xml:space="preserve"> 위치함.</w:t>
       </w:r>
     </w:p>
     <w:p>
@@ -1913,6 +2196,277 @@
           <w:numId w:val="13"/>
         </w:numPr>
         <w:ind w:leftChars="0"/>
+        <w:rPr>
+          <w:color w:val="0070C0"/>
+        </w:rPr>
+      </w:pPr>
+      <w:proofErr w:type="gramStart"/>
+      <w:r>
+        <w:rPr>
+          <w:color w:val="0070C0"/>
+        </w:rPr>
+        <w:t>MEmailService.</w:t>
+      </w:r>
+      <w:r>
+        <w:rPr>
+          <w:rFonts w:hint="eastAsia"/>
+          <w:color w:val="0070C0"/>
+        </w:rPr>
+        <w:t>java :</w:t>
+      </w:r>
+      <w:proofErr w:type="gramEnd"/>
+      <w:r>
+        <w:rPr>
+          <w:rFonts w:hint="eastAsia"/>
+          <w:color w:val="0070C0"/>
+        </w:rPr>
+        <w:t xml:space="preserve"> </w:t>
+      </w:r>
+      <w:r>
+        <w:rPr>
+          <w:rFonts w:hint="eastAsia"/>
+          <w:color w:val="0070C0"/>
+        </w:rPr>
+        <w:t xml:space="preserve">메일 관련 </w:t>
+      </w:r>
+      <w:proofErr w:type="spellStart"/>
+      <w:r>
+        <w:rPr>
+          <w:rFonts w:hint="eastAsia"/>
+          <w:color w:val="0070C0"/>
+        </w:rPr>
+        <w:t>모바일</w:t>
+      </w:r>
+      <w:proofErr w:type="spellEnd"/>
+      <w:r>
+        <w:rPr>
+          <w:rFonts w:hint="eastAsia"/>
+          <w:color w:val="0070C0"/>
+        </w:rPr>
+        <w:t xml:space="preserve"> </w:t>
+      </w:r>
+      <w:r>
+        <w:rPr>
+          <w:color w:val="0070C0"/>
+        </w:rPr>
+        <w:t>REST API</w:t>
+      </w:r>
+      <w:r>
+        <w:rPr>
+          <w:color w:val="0070C0"/>
+        </w:rPr>
+        <w:t xml:space="preserve"> Business Logic </w:t>
+      </w:r>
+      <w:r>
+        <w:rPr>
+          <w:rFonts w:hint="eastAsia"/>
+          <w:color w:val="0070C0"/>
+        </w:rPr>
+        <w:t>처리</w:t>
+      </w:r>
+    </w:p>
+    <w:p>
+      <w:pPr>
+        <w:pStyle w:val="a4"/>
+        <w:numPr>
+          <w:ilvl w:val="0"/>
+          <w:numId w:val="13"/>
+        </w:numPr>
+        <w:ind w:leftChars="0"/>
+        <w:rPr>
+          <w:color w:val="0070C0"/>
+        </w:rPr>
+      </w:pPr>
+      <w:proofErr w:type="spellStart"/>
+      <w:proofErr w:type="gramStart"/>
+      <w:r>
+        <w:rPr>
+          <w:color w:val="0070C0"/>
+        </w:rPr>
+        <w:t>vo</w:t>
+      </w:r>
+      <w:proofErr w:type="spellEnd"/>
+      <w:r>
+        <w:rPr>
+          <w:color w:val="0070C0"/>
+        </w:rPr>
+        <w:t xml:space="preserve"> :</w:t>
+      </w:r>
+      <w:proofErr w:type="gramEnd"/>
+      <w:r>
+        <w:rPr>
+          <w:color w:val="0070C0"/>
+        </w:rPr>
+        <w:t xml:space="preserve"> Service</w:t>
+      </w:r>
+      <w:r>
+        <w:rPr>
+          <w:rFonts w:hint="eastAsia"/>
+          <w:color w:val="0070C0"/>
+        </w:rPr>
+        <w:t xml:space="preserve">와 </w:t>
+      </w:r>
+      <w:r>
+        <w:rPr>
+          <w:color w:val="0070C0"/>
+        </w:rPr>
+        <w:t>DAO</w:t>
+      </w:r>
+      <w:r>
+        <w:rPr>
+          <w:rFonts w:hint="eastAsia"/>
+          <w:color w:val="0070C0"/>
+        </w:rPr>
+        <w:t xml:space="preserve">간 데이터 전송에 사용되는 </w:t>
+      </w:r>
+      <w:r>
+        <w:rPr>
+          <w:color w:val="0070C0"/>
+        </w:rPr>
+        <w:t>VO(Value Object) Class</w:t>
+      </w:r>
+      <w:r>
+        <w:rPr>
+          <w:rFonts w:hint="eastAsia"/>
+          <w:color w:val="0070C0"/>
+        </w:rPr>
+        <w:t>들이 위치함.</w:t>
+      </w:r>
+    </w:p>
+    <w:p>
+      <w:pPr>
+        <w:ind w:left="360"/>
+      </w:pPr>
+    </w:p>
+    <w:p/>
+    <w:p/>
+    <w:p>
+      <w:pPr>
+        <w:pStyle w:val="1"/>
+      </w:pPr>
+      <w:bookmarkStart w:id="4" w:name="_Toc8832532"/>
+      <w:r>
+        <w:rPr>
+          <w:rFonts w:hint="eastAsia"/>
+        </w:rPr>
+        <w:t>리소스(Resource)</w:t>
+      </w:r>
+      <w:bookmarkEnd w:id="4"/>
+    </w:p>
+    <w:p>
+      <w:proofErr w:type="spellStart"/>
+      <w:r>
+        <w:t>s</w:t>
+      </w:r>
+      <w:r>
+        <w:rPr>
+          <w:rFonts w:hint="eastAsia"/>
+        </w:rPr>
+        <w:t>rc</w:t>
+      </w:r>
+      <w:proofErr w:type="spellEnd"/>
+      <w:r>
+        <w:rPr>
+          <w:rFonts w:hint="eastAsia"/>
+        </w:rPr>
+        <w:t>/</w:t>
+      </w:r>
+      <w:r>
+        <w:t>main/resources/</w:t>
+      </w:r>
+      <w:proofErr w:type="spellStart"/>
+      <w:r>
+        <w:t>egovframework</w:t>
+      </w:r>
+      <w:proofErr w:type="spellEnd"/>
+      <w:r>
+        <w:rPr>
+          <w:rFonts w:hint="eastAsia"/>
+        </w:rPr>
+        <w:t xml:space="preserve"> 폴더에 위치하며 다음의 폴더들로 구성된다.</w:t>
+      </w:r>
+    </w:p>
+    <w:p>
+      <w:pPr>
+        <w:pStyle w:val="a4"/>
+        <w:numPr>
+          <w:ilvl w:val="0"/>
+          <w:numId w:val="13"/>
+        </w:numPr>
+        <w:ind w:leftChars="0"/>
+      </w:pPr>
+      <w:proofErr w:type="gramStart"/>
+      <w:r>
+        <w:t>message :</w:t>
+      </w:r>
+      <w:proofErr w:type="gramEnd"/>
+      <w:r>
+        <w:t xml:space="preserve"> </w:t>
+      </w:r>
+      <w:r>
+        <w:rPr>
+          <w:rFonts w:hint="eastAsia"/>
+        </w:rPr>
+        <w:t xml:space="preserve">화면에 표시되는 메시지 </w:t>
+      </w:r>
+      <w:proofErr w:type="spellStart"/>
+      <w:r>
+        <w:rPr>
+          <w:rFonts w:hint="eastAsia"/>
+        </w:rPr>
+        <w:t>스트링들을</w:t>
+      </w:r>
+      <w:proofErr w:type="spellEnd"/>
+      <w:r>
+        <w:rPr>
+          <w:rFonts w:hint="eastAsia"/>
+        </w:rPr>
+        <w:t xml:space="preserve"> 갖고 있는 파일들이 위치함.</w:t>
+      </w:r>
+    </w:p>
+    <w:p>
+      <w:pPr>
+        <w:pStyle w:val="a4"/>
+        <w:numPr>
+          <w:ilvl w:val="0"/>
+          <w:numId w:val="13"/>
+        </w:numPr>
+        <w:ind w:leftChars="0"/>
+      </w:pPr>
+      <w:proofErr w:type="spellStart"/>
+      <w:r>
+        <w:rPr>
+          <w:rFonts w:hint="eastAsia"/>
+        </w:rPr>
+        <w:t>sqlmap</w:t>
+      </w:r>
+      <w:proofErr w:type="spellEnd"/>
+      <w:r>
+        <w:t xml:space="preserve">: SQL </w:t>
+      </w:r>
+      <w:proofErr w:type="spellStart"/>
+      <w:r>
+        <w:rPr>
+          <w:rFonts w:hint="eastAsia"/>
+        </w:rPr>
+        <w:t>쿼리문을</w:t>
+      </w:r>
+      <w:proofErr w:type="spellEnd"/>
+      <w:r>
+        <w:rPr>
+          <w:rFonts w:hint="eastAsia"/>
+        </w:rPr>
+        <w:t xml:space="preserve"> 갖고 있는 파일이 위치함.</w:t>
+      </w:r>
+    </w:p>
+    <w:p>
+      <w:pPr>
+        <w:pStyle w:val="a4"/>
+        <w:numPr>
+          <w:ilvl w:val="1"/>
+          <w:numId w:val="13"/>
+        </w:numPr>
+        <w:ind w:leftChars="0"/>
       </w:pPr>
       <w:proofErr w:type="spellStart"/>
       <w:r>
@@ -2015,7 +2569,6 @@
         <w:rPr>
           <w:rFonts w:hint="eastAsia"/>
         </w:rPr>
-        <w:lastRenderedPageBreak/>
         <w:t>WEB-INF/</w:t>
       </w:r>
       <w:proofErr w:type="spellStart"/>
@@ -2606,6 +3159,7 @@
         <w:rPr>
           <w:rFonts w:hint="eastAsia"/>
         </w:rPr>
+        <w:lastRenderedPageBreak/>
         <w:t>mailGeneral.</w:t>
       </w:r>
       <w:r>
@@ -2965,9 +3519,6 @@
           <w:numId w:val="14"/>
         </w:numPr>
         <w:ind w:leftChars="0"/>
-        <w:rPr>
-          <w:rFonts w:hint="eastAsia"/>
-        </w:rPr>
       </w:pPr>
       <w:proofErr w:type="spellStart"/>
       <w:r>
@@ -3082,7 +3633,6 @@
         <w:rPr>
           <w:rFonts w:hint="eastAsia"/>
         </w:rPr>
-        <w:lastRenderedPageBreak/>
         <w:t>reademail.js :</w:t>
       </w:r>
       <w:proofErr w:type="gramEnd"/>
@@ -4969,7 +5519,7 @@
   <w:style w:type="paragraph" w:default="1" w:styleId="a">
     <w:name w:val="Normal"/>
     <w:qFormat/>
-    <w:rsid w:val="00544BBB"/>
+    <w:rsid w:val="005F291E"/>
     <w:pPr>
       <w:widowControl w:val="0"/>
       <w:wordWrap w:val="0"/>
@@ -5483,7 +6033,7 @@
 </file>
 
 <file path=customXml/itemProps1.xml><?xml version="1.0" encoding="utf-8"?>
-<ds:datastoreItem xmlns:ds="http://schemas.openxmlformats.org/officeDocument/2006/customXml" ds:itemID="{14667A1D-DFC2-49D8-90B0-F28A1DBDFFB5}">
+<ds:datastoreItem xmlns:ds="http://schemas.openxmlformats.org/officeDocument/2006/customXml" ds:itemID="{794335EF-C1E3-41C1-A8D2-9946593CCD63}">
   <ds:schemaRefs>
     <ds:schemaRef ds:uri="http://schemas.openxmlformats.org/officeDocument/2006/bibliography"/>
   </ds:schemaRefs>

--- a/docs/tech/module_structure/메일_모듈_소스코드_파일_내역서.docx
+++ b/docs/tech/module_structure/메일_모듈_소스코드_파일_내역서.docx
@@ -6,7 +6,7 @@
       <w:pPr>
         <w:pStyle w:val="a3"/>
       </w:pPr>
-      <w:bookmarkStart w:id="0" w:name="_Toc8832529"/>
+      <w:bookmarkStart w:id="0" w:name="_Toc8840950"/>
       <w:r>
         <w:rPr>
           <w:rFonts w:hint="eastAsia"/>
@@ -35,13 +35,8 @@
         </w:rPr>
         <w:t xml:space="preserve">이 문서는 </w:t>
       </w:r>
-      <w:proofErr w:type="spellStart"/>
-      <w:r>
-        <w:t>ezEKP</w:t>
-      </w:r>
-      <w:proofErr w:type="spellEnd"/>
-      <w:r>
-        <w:t xml:space="preserve"> </w:t>
+      <w:r>
+        <w:t xml:space="preserve">ezEKP </w:t>
       </w:r>
       <w:r>
         <w:rPr>
@@ -97,6 +92,8 @@
             <w:t>목차</w:t>
           </w:r>
         </w:p>
+        <w:bookmarkStart w:id="1" w:name="_GoBack"/>
+        <w:bookmarkEnd w:id="1"/>
         <w:p>
           <w:pPr>
             <w:pStyle w:val="10"/>
@@ -117,7 +114,7 @@
           <w:r>
             <w:fldChar w:fldCharType="separate"/>
           </w:r>
-          <w:hyperlink w:anchor="_Toc8832529" w:history="1">
+          <w:hyperlink w:anchor="_Toc8840950" w:history="1">
             <w:r>
               <w:rPr>
                 <w:rStyle w:val="a5"/>
@@ -205,7 +202,7 @@
                 <w:noProof/>
                 <w:webHidden/>
               </w:rPr>
-              <w:instrText xml:space="preserve"> PAGEREF _Toc8832529 \h </w:instrText>
+              <w:instrText xml:space="preserve"> PAGEREF _Toc8840950 \h </w:instrText>
             </w:r>
             <w:r>
               <w:rPr>
@@ -247,7 +244,7 @@
               <w:noProof/>
             </w:rPr>
           </w:pPr>
-          <w:hyperlink w:anchor="_Toc8832530" w:history="1">
+          <w:hyperlink w:anchor="_Toc8840951" w:history="1">
             <w:r>
               <w:rPr>
                 <w:rStyle w:val="a5"/>
@@ -305,7 +302,7 @@
                 <w:noProof/>
                 <w:webHidden/>
               </w:rPr>
-              <w:instrText xml:space="preserve"> PAGEREF _Toc8832530 \h </w:instrText>
+              <w:instrText xml:space="preserve"> PAGEREF _Toc8840951 \h </w:instrText>
             </w:r>
             <w:r>
               <w:rPr>
@@ -347,7 +344,7 @@
               <w:noProof/>
             </w:rPr>
           </w:pPr>
-          <w:hyperlink w:anchor="_Toc8832531" w:history="1">
+          <w:hyperlink w:anchor="_Toc8840952" w:history="1">
             <w:r>
               <w:rPr>
                 <w:rStyle w:val="a5"/>
@@ -390,7 +387,7 @@
                 <w:noProof/>
                 <w:webHidden/>
               </w:rPr>
-              <w:instrText xml:space="preserve"> PAGEREF _Toc8832531 \h </w:instrText>
+              <w:instrText xml:space="preserve"> PAGEREF _Toc8840952 \h </w:instrText>
             </w:r>
             <w:r>
               <w:rPr>
@@ -432,7 +429,7 @@
               <w:noProof/>
             </w:rPr>
           </w:pPr>
-          <w:hyperlink w:anchor="_Toc8832532" w:history="1">
+          <w:hyperlink w:anchor="_Toc8840953" w:history="1">
             <w:r>
               <w:rPr>
                 <w:rStyle w:val="a5"/>
@@ -467,7 +464,7 @@
                 <w:noProof/>
                 <w:webHidden/>
               </w:rPr>
-              <w:instrText xml:space="preserve"> PAGEREF _Toc8832532 \h </w:instrText>
+              <w:instrText xml:space="preserve"> PAGEREF _Toc8840953 \h </w:instrText>
             </w:r>
             <w:r>
               <w:rPr>
@@ -487,7 +484,7 @@
                 <w:noProof/>
                 <w:webHidden/>
               </w:rPr>
-              <w:t>3</w:t>
+              <w:t>4</w:t>
             </w:r>
             <w:r>
               <w:rPr>
@@ -509,7 +506,7 @@
               <w:noProof/>
             </w:rPr>
           </w:pPr>
-          <w:hyperlink w:anchor="_Toc8832533" w:history="1">
+          <w:hyperlink w:anchor="_Toc8840954" w:history="1">
             <w:r>
               <w:rPr>
                 <w:rStyle w:val="a5"/>
@@ -537,7 +534,7 @@
                 <w:noProof/>
                 <w:webHidden/>
               </w:rPr>
-              <w:instrText xml:space="preserve"> PAGEREF _Toc8832533 \h </w:instrText>
+              <w:instrText xml:space="preserve"> PAGEREF _Toc8840954 \h </w:instrText>
             </w:r>
             <w:r>
               <w:rPr>
@@ -557,7 +554,7 @@
                 <w:noProof/>
                 <w:webHidden/>
               </w:rPr>
-              <w:t>3</w:t>
+              <w:t>4</w:t>
             </w:r>
             <w:r>
               <w:rPr>
@@ -608,7 +605,7 @@
       <w:pPr>
         <w:pStyle w:val="1"/>
       </w:pPr>
-      <w:bookmarkStart w:id="1" w:name="_Toc8832530"/>
+      <w:bookmarkStart w:id="2" w:name="_Toc8840951"/>
       <w:r>
         <w:rPr>
           <w:rFonts w:hint="eastAsia"/>
@@ -616,22 +613,14 @@
         <w:lastRenderedPageBreak/>
         <w:t>소스 트리 구성</w:t>
       </w:r>
-      <w:bookmarkEnd w:id="1"/>
-    </w:p>
-    <w:p>
-      <w:proofErr w:type="spellStart"/>
-      <w:r>
-        <w:rPr>
-          <w:color w:val="0070C0"/>
-        </w:rPr>
-        <w:t>ezFlow</w:t>
-      </w:r>
-      <w:proofErr w:type="spellEnd"/>
-      <w:r>
-        <w:rPr>
-          <w:color w:val="0070C0"/>
-        </w:rPr>
-        <w:t xml:space="preserve"> Web Application</w:t>
+      <w:bookmarkEnd w:id="2"/>
+    </w:p>
+    <w:p>
+      <w:r>
+        <w:rPr>
+          <w:color w:val="0070C0"/>
+        </w:rPr>
+        <w:t>ezFlow Web Application</w:t>
       </w:r>
       <w:r>
         <w:rPr>
@@ -651,21 +640,7 @@
         <w:rPr>
           <w:rFonts w:hint="eastAsia"/>
         </w:rPr>
-        <w:t xml:space="preserve">메일 모듈의 소스 </w:t>
-      </w:r>
-      <w:proofErr w:type="spellStart"/>
-      <w:r>
-        <w:rPr>
-          <w:rFonts w:hint="eastAsia"/>
-        </w:rPr>
-        <w:t>트리는</w:t>
-      </w:r>
-      <w:proofErr w:type="spellEnd"/>
-      <w:r>
-        <w:rPr>
-          <w:rFonts w:hint="eastAsia"/>
-        </w:rPr>
-        <w:t xml:space="preserve"> 크게 다음의 </w:t>
+        <w:t xml:space="preserve">메일 모듈의 소스 트리는 크게 다음의 </w:t>
       </w:r>
       <w:r>
         <w:t>3</w:t>
@@ -742,14 +717,12 @@
         </w:numPr>
         <w:ind w:leftChars="0"/>
       </w:pPr>
-      <w:proofErr w:type="spellStart"/>
       <w:r>
         <w:rPr>
           <w:rFonts w:hint="eastAsia"/>
         </w:rPr>
         <w:t>웹소스</w:t>
       </w:r>
-      <w:proofErr w:type="spellEnd"/>
     </w:p>
     <w:p>
       <w:pPr>
@@ -802,17 +775,16 @@
       <w:pPr>
         <w:pStyle w:val="1"/>
       </w:pPr>
-      <w:bookmarkStart w:id="2" w:name="_Toc8832531"/>
+      <w:bookmarkStart w:id="3" w:name="_Toc8840952"/>
       <w:r>
         <w:rPr>
           <w:rFonts w:hint="eastAsia"/>
         </w:rPr>
         <w:t>자바 소스</w:t>
       </w:r>
-      <w:bookmarkEnd w:id="2"/>
-    </w:p>
-    <w:p>
-      <w:proofErr w:type="spellStart"/>
+      <w:bookmarkEnd w:id="3"/>
+    </w:p>
+    <w:p>
       <w:r>
         <w:t>s</w:t>
       </w:r>
@@ -820,50 +792,22 @@
         <w:rPr>
           <w:rFonts w:hint="eastAsia"/>
         </w:rPr>
-        <w:t>rc</w:t>
-      </w:r>
-      <w:proofErr w:type="spellEnd"/>
-      <w:r>
-        <w:rPr>
-          <w:rFonts w:hint="eastAsia"/>
-        </w:rPr>
-        <w:t>/</w:t>
+        <w:t>rc/</w:t>
       </w:r>
       <w:r>
         <w:t>main/java/</w:t>
       </w:r>
-      <w:proofErr w:type="spellStart"/>
       <w:r>
         <w:t>egovframework</w:t>
       </w:r>
-      <w:proofErr w:type="spellEnd"/>
-      <w:r>
-        <w:t>/</w:t>
-      </w:r>
-      <w:proofErr w:type="spellStart"/>
-      <w:r>
-        <w:t>ezEKP</w:t>
-      </w:r>
-      <w:proofErr w:type="spellEnd"/>
-      <w:r>
-        <w:t>/</w:t>
-      </w:r>
-      <w:proofErr w:type="spellStart"/>
-      <w:r>
-        <w:t>ezEm</w:t>
-      </w:r>
-      <w:r>
-        <w:rPr>
-          <w:rFonts w:hint="eastAsia"/>
-        </w:rPr>
-        <w:t>ail</w:t>
-      </w:r>
-      <w:proofErr w:type="spellEnd"/>
-      <w:r>
-        <w:rPr>
-          <w:rFonts w:hint="eastAsia"/>
-        </w:rPr>
-        <w:t xml:space="preserve"> 폴더에 위치하며 다음의 폴더들로 구성</w:t>
+      <w:r>
+        <w:t>/ezEKP/ezEm</w:t>
+      </w:r>
+      <w:r>
+        <w:rPr>
+          <w:rFonts w:hint="eastAsia"/>
+        </w:rPr>
+        <w:t>ail 폴더에 위치하며 다음의 폴더들로 구성</w:t>
       </w:r>
       <w:r>
         <w:rPr>
@@ -881,7 +825,6 @@
         </w:numPr>
         <w:ind w:leftChars="0"/>
       </w:pPr>
-      <w:proofErr w:type="gramStart"/>
       <w:r>
         <w:t>w</w:t>
       </w:r>
@@ -892,11 +835,7 @@
         <w:t>eb</w:t>
       </w:r>
       <w:r>
-        <w:t xml:space="preserve"> :</w:t>
-      </w:r>
-      <w:proofErr w:type="gramEnd"/>
-      <w:r>
-        <w:t xml:space="preserve"> </w:t>
+        <w:t xml:space="preserve"> : </w:t>
       </w:r>
       <w:r>
         <w:rPr>
@@ -935,36 +874,17 @@
         </w:numPr>
         <w:ind w:leftChars="0"/>
       </w:pPr>
-      <w:proofErr w:type="gramStart"/>
       <w:r>
         <w:t>EzEmailController</w:t>
       </w:r>
       <w:r>
-        <w:t>.java :</w:t>
-      </w:r>
-      <w:proofErr w:type="gramEnd"/>
-      <w:r>
-        <w:t xml:space="preserve"> </w:t>
-      </w:r>
-      <w:r>
-        <w:rPr>
-          <w:rFonts w:hint="eastAsia"/>
-        </w:rPr>
-        <w:t xml:space="preserve">메일 </w:t>
-      </w:r>
-      <w:proofErr w:type="spellStart"/>
-      <w:r>
-        <w:rPr>
-          <w:rFonts w:hint="eastAsia"/>
-        </w:rPr>
-        <w:t>메인화면</w:t>
-      </w:r>
-      <w:proofErr w:type="spellEnd"/>
-      <w:r>
-        <w:rPr>
-          <w:rFonts w:hint="eastAsia"/>
-        </w:rPr>
-        <w:t xml:space="preserve"> 진입을 처리</w:t>
+        <w:t xml:space="preserve">.java : </w:t>
+      </w:r>
+      <w:r>
+        <w:rPr>
+          <w:rFonts w:hint="eastAsia"/>
+        </w:rPr>
+        <w:t>메일 메인화면 진입을 처리</w:t>
       </w:r>
     </w:p>
     <w:p>
@@ -976,7 +896,6 @@
         </w:numPr>
         <w:ind w:leftChars="0"/>
       </w:pPr>
-      <w:proofErr w:type="gramStart"/>
       <w:r>
         <w:t>EzEmailMenuController</w:t>
       </w:r>
@@ -987,28 +906,7 @@
         <w:rPr>
           <w:rFonts w:hint="eastAsia"/>
         </w:rPr>
-        <w:t>java :</w:t>
-      </w:r>
-      <w:proofErr w:type="gramEnd"/>
-      <w:r>
-        <w:rPr>
-          <w:rFonts w:hint="eastAsia"/>
-        </w:rPr>
-        <w:t xml:space="preserve"> 메일 </w:t>
-      </w:r>
-      <w:proofErr w:type="spellStart"/>
-      <w:r>
-        <w:rPr>
-          <w:rFonts w:hint="eastAsia"/>
-        </w:rPr>
-        <w:t>메인화면</w:t>
-      </w:r>
-      <w:proofErr w:type="spellEnd"/>
-      <w:r>
-        <w:rPr>
-          <w:rFonts w:hint="eastAsia"/>
-        </w:rPr>
-        <w:t xml:space="preserve"> 왼쪽 메뉴를 처리</w:t>
+        <w:t>java : 메일 메인화면 왼쪽 메뉴를 처리</w:t>
       </w:r>
     </w:p>
     <w:p>
@@ -1020,7 +918,6 @@
         </w:numPr>
         <w:ind w:leftChars="0"/>
       </w:pPr>
-      <w:proofErr w:type="gramStart"/>
       <w:r>
         <w:t>EzEmailMailListController</w:t>
       </w:r>
@@ -1031,14 +928,7 @@
         <w:rPr>
           <w:rFonts w:hint="eastAsia"/>
         </w:rPr>
-        <w:t>java :</w:t>
-      </w:r>
-      <w:proofErr w:type="gramEnd"/>
-      <w:r>
-        <w:rPr>
-          <w:rFonts w:hint="eastAsia"/>
-        </w:rPr>
-        <w:t xml:space="preserve"> 편지함 메일 목록을 처리</w:t>
+        <w:t>java : 편지함 메일 목록을 처리</w:t>
       </w:r>
     </w:p>
     <w:p>
@@ -1050,16 +940,11 @@
         </w:numPr>
         <w:ind w:leftChars="0"/>
       </w:pPr>
-      <w:proofErr w:type="gramStart"/>
       <w:r>
         <w:t>EzEmailMailReadController</w:t>
       </w:r>
       <w:r>
-        <w:t>.java :</w:t>
-      </w:r>
-      <w:proofErr w:type="gramEnd"/>
-      <w:r>
-        <w:t xml:space="preserve"> </w:t>
+        <w:t xml:space="preserve">.java : </w:t>
       </w:r>
       <w:r>
         <w:rPr>
@@ -1077,16 +962,11 @@
         </w:numPr>
         <w:ind w:leftChars="0"/>
       </w:pPr>
-      <w:proofErr w:type="gramStart"/>
       <w:r>
         <w:t>EzEmailMailWriteController</w:t>
       </w:r>
       <w:r>
-        <w:t>.java :</w:t>
-      </w:r>
-      <w:proofErr w:type="gramEnd"/>
-      <w:r>
-        <w:t xml:space="preserve"> </w:t>
+        <w:t xml:space="preserve">.java : </w:t>
       </w:r>
       <w:r>
         <w:rPr>
@@ -1104,16 +984,11 @@
         </w:numPr>
         <w:ind w:leftChars="0"/>
       </w:pPr>
-      <w:proofErr w:type="gramStart"/>
       <w:r>
         <w:t>EzEmailMailSearchController</w:t>
       </w:r>
       <w:r>
-        <w:t>.java :</w:t>
-      </w:r>
-      <w:proofErr w:type="gramEnd"/>
-      <w:r>
-        <w:t xml:space="preserve"> </w:t>
+        <w:t xml:space="preserve">.java : </w:t>
       </w:r>
       <w:r>
         <w:rPr>
@@ -1131,16 +1006,11 @@
         </w:numPr>
         <w:ind w:leftChars="0"/>
       </w:pPr>
-      <w:proofErr w:type="gramStart"/>
       <w:r>
         <w:t>EzEmailConfigController</w:t>
       </w:r>
       <w:r>
-        <w:t>.java :</w:t>
-      </w:r>
-      <w:proofErr w:type="gramEnd"/>
-      <w:r>
-        <w:t xml:space="preserve"> </w:t>
+        <w:t xml:space="preserve">.java : </w:t>
       </w:r>
       <w:r>
         <w:rPr>
@@ -1158,16 +1028,11 @@
         </w:numPr>
         <w:ind w:leftChars="0"/>
       </w:pPr>
-      <w:proofErr w:type="gramStart"/>
       <w:r>
         <w:t>EzEmailFolderManageController</w:t>
       </w:r>
       <w:r>
-        <w:t>.java :</w:t>
-      </w:r>
-      <w:proofErr w:type="gramEnd"/>
-      <w:r>
-        <w:t xml:space="preserve"> </w:t>
+        <w:t xml:space="preserve">.java : </w:t>
       </w:r>
       <w:r>
         <w:rPr>
@@ -1185,7 +1050,6 @@
         </w:numPr>
         <w:ind w:leftChars="0"/>
       </w:pPr>
-      <w:proofErr w:type="gramStart"/>
       <w:r>
         <w:t>EzEmailAdminController</w:t>
       </w:r>
@@ -1193,11 +1057,7 @@
         <w:t>.java</w:t>
       </w:r>
       <w:r>
-        <w:t xml:space="preserve"> :</w:t>
-      </w:r>
-      <w:proofErr w:type="gramEnd"/>
-      <w:r>
-        <w:t xml:space="preserve"> </w:t>
+        <w:t xml:space="preserve"> : </w:t>
       </w:r>
       <w:r>
         <w:rPr>
@@ -1215,7 +1075,6 @@
         </w:numPr>
         <w:ind w:leftChars="0"/>
       </w:pPr>
-      <w:proofErr w:type="gramStart"/>
       <w:r>
         <w:t>s</w:t>
       </w:r>
@@ -1223,11 +1082,7 @@
         <w:t>ervice</w:t>
       </w:r>
       <w:r>
-        <w:t xml:space="preserve"> :</w:t>
-      </w:r>
-      <w:proofErr w:type="gramEnd"/>
-      <w:r>
-        <w:t xml:space="preserve"> Business Logic</w:t>
+        <w:t xml:space="preserve"> : Business Logic</w:t>
       </w:r>
       <w:r>
         <w:rPr>
@@ -1254,16 +1109,11 @@
         </w:numPr>
         <w:ind w:leftChars="0"/>
       </w:pPr>
-      <w:proofErr w:type="gramStart"/>
       <w:r>
         <w:t>EzEmailService</w:t>
       </w:r>
       <w:r>
-        <w:t>.java :</w:t>
-      </w:r>
-      <w:proofErr w:type="gramEnd"/>
-      <w:r>
-        <w:t xml:space="preserve"> </w:t>
+        <w:t xml:space="preserve">.java : </w:t>
       </w:r>
       <w:r>
         <w:rPr>
@@ -1290,17 +1140,12 @@
         </w:numPr>
         <w:ind w:leftChars="0"/>
       </w:pPr>
-      <w:proofErr w:type="gramStart"/>
       <w:r>
         <w:lastRenderedPageBreak/>
         <w:t>EzEmailUserAdminService</w:t>
       </w:r>
       <w:r>
-        <w:t>.java :</w:t>
-      </w:r>
-      <w:proofErr w:type="gramEnd"/>
-      <w:r>
-        <w:t xml:space="preserve"> </w:t>
+        <w:t xml:space="preserve">.java : </w:t>
       </w:r>
       <w:r>
         <w:rPr>
@@ -1327,21 +1172,14 @@
         </w:numPr>
         <w:ind w:leftChars="0"/>
       </w:pPr>
-      <w:proofErr w:type="spellStart"/>
-      <w:proofErr w:type="gramStart"/>
       <w:r>
         <w:t>da</w:t>
       </w:r>
       <w:r>
         <w:t>o</w:t>
       </w:r>
-      <w:proofErr w:type="spellEnd"/>
-      <w:r>
-        <w:t xml:space="preserve"> :</w:t>
-      </w:r>
-      <w:proofErr w:type="gramEnd"/>
-      <w:r>
-        <w:t xml:space="preserve"> DB </w:t>
+      <w:r>
+        <w:t xml:space="preserve"> : DB </w:t>
       </w:r>
       <w:r>
         <w:rPr>
@@ -1374,7 +1212,6 @@
         </w:numPr>
         <w:ind w:leftChars="0"/>
       </w:pPr>
-      <w:proofErr w:type="gramStart"/>
       <w:r>
         <w:t>EzEmailDAO</w:t>
       </w:r>
@@ -1388,11 +1225,7 @@
         <w:t>java</w:t>
       </w:r>
       <w:r>
-        <w:t xml:space="preserve"> :</w:t>
-      </w:r>
-      <w:proofErr w:type="gramEnd"/>
-      <w:r>
-        <w:t xml:space="preserve"> </w:t>
+        <w:t xml:space="preserve"> : </w:t>
       </w:r>
       <w:r>
         <w:rPr>
@@ -1419,21 +1252,14 @@
         </w:numPr>
         <w:ind w:leftChars="0"/>
       </w:pPr>
-      <w:proofErr w:type="spellStart"/>
-      <w:proofErr w:type="gramStart"/>
       <w:r>
         <w:t>v</w:t>
       </w:r>
       <w:r>
         <w:t>o</w:t>
       </w:r>
-      <w:proofErr w:type="spellEnd"/>
-      <w:r>
-        <w:t xml:space="preserve"> :</w:t>
-      </w:r>
-      <w:proofErr w:type="gramEnd"/>
-      <w:r>
-        <w:t xml:space="preserve"> Service</w:t>
+      <w:r>
+        <w:t xml:space="preserve"> : Service</w:t>
       </w:r>
       <w:r>
         <w:rPr>
@@ -1469,7 +1295,6 @@
         </w:numPr>
         <w:ind w:leftChars="0"/>
       </w:pPr>
-      <w:proofErr w:type="gramStart"/>
       <w:r>
         <w:t>l</w:t>
       </w:r>
@@ -1477,11 +1302,7 @@
         <w:t>ogic</w:t>
       </w:r>
       <w:r>
-        <w:t xml:space="preserve"> :</w:t>
-      </w:r>
-      <w:proofErr w:type="gramEnd"/>
-      <w:r>
-        <w:t xml:space="preserve"> SMTP, POP3, IMAP </w:t>
+        <w:t xml:space="preserve"> : SMTP, POP3, IMAP </w:t>
       </w:r>
       <w:r>
         <w:rPr>
@@ -1508,16 +1329,11 @@
         </w:numPr>
         <w:ind w:leftChars="0"/>
       </w:pPr>
-      <w:proofErr w:type="gramStart"/>
       <w:r>
         <w:t>IMAPAccess</w:t>
       </w:r>
       <w:r>
-        <w:t>.java :</w:t>
-      </w:r>
-      <w:proofErr w:type="gramEnd"/>
-      <w:r>
-        <w:t xml:space="preserve"> IMAP </w:t>
+        <w:t xml:space="preserve">.java : IMAP </w:t>
       </w:r>
       <w:r>
         <w:rPr>
@@ -1535,16 +1351,11 @@
         </w:numPr>
         <w:ind w:leftChars="0"/>
       </w:pPr>
-      <w:proofErr w:type="gramStart"/>
       <w:r>
         <w:t>POP3Access</w:t>
       </w:r>
       <w:r>
-        <w:t>.java :</w:t>
-      </w:r>
-      <w:proofErr w:type="gramEnd"/>
-      <w:r>
-        <w:t xml:space="preserve"> POP3 </w:t>
+        <w:t xml:space="preserve">.java : POP3 </w:t>
       </w:r>
       <w:r>
         <w:rPr>
@@ -1584,7 +1395,6 @@
         </w:numPr>
         <w:ind w:leftChars="0"/>
       </w:pPr>
-      <w:proofErr w:type="gramStart"/>
       <w:r>
         <w:t>t</w:t>
       </w:r>
@@ -1592,39 +1402,13 @@
         <w:t>ask</w:t>
       </w:r>
       <w:r>
-        <w:t xml:space="preserve"> :</w:t>
-      </w:r>
-      <w:proofErr w:type="gramEnd"/>
-      <w:r>
-        <w:t xml:space="preserve"> </w:t>
-      </w:r>
-      <w:proofErr w:type="spellStart"/>
-      <w:r>
-        <w:rPr>
-          <w:rFonts w:hint="eastAsia"/>
-        </w:rPr>
-        <w:t>스케쥴러</w:t>
-      </w:r>
-      <w:proofErr w:type="spellEnd"/>
-      <w:r>
-        <w:rPr>
-          <w:rFonts w:hint="eastAsia"/>
-        </w:rPr>
-        <w:t xml:space="preserve"> 및 </w:t>
-      </w:r>
-      <w:proofErr w:type="spellStart"/>
-      <w:r>
-        <w:rPr>
-          <w:rFonts w:hint="eastAsia"/>
-        </w:rPr>
-        <w:t>비동기</w:t>
-      </w:r>
-      <w:proofErr w:type="spellEnd"/>
-      <w:r>
-        <w:rPr>
-          <w:rFonts w:hint="eastAsia"/>
-        </w:rPr>
-        <w:t xml:space="preserve"> 처리를 수행하는 </w:t>
+        <w:t xml:space="preserve"> : </w:t>
+      </w:r>
+      <w:r>
+        <w:rPr>
+          <w:rFonts w:hint="eastAsia"/>
+        </w:rPr>
+        <w:t xml:space="preserve">스케쥴러 및 비동기 처리를 수행하는 </w:t>
       </w:r>
       <w:r>
         <w:t>Class</w:t>
@@ -1645,36 +1429,17 @@
         </w:numPr>
         <w:ind w:leftChars="0"/>
       </w:pPr>
-      <w:proofErr w:type="gramStart"/>
       <w:r>
         <w:t>EzEmailScheduler</w:t>
       </w:r>
       <w:r>
-        <w:t>.java :</w:t>
-      </w:r>
-      <w:proofErr w:type="gramEnd"/>
-      <w:r>
-        <w:t xml:space="preserve"> </w:t>
-      </w:r>
-      <w:r>
-        <w:rPr>
-          <w:rFonts w:hint="eastAsia"/>
-        </w:rPr>
-        <w:t xml:space="preserve">메일 관련 </w:t>
-      </w:r>
-      <w:proofErr w:type="spellStart"/>
-      <w:r>
-        <w:rPr>
-          <w:rFonts w:hint="eastAsia"/>
-        </w:rPr>
-        <w:t>스케쥴</w:t>
-      </w:r>
-      <w:proofErr w:type="spellEnd"/>
-      <w:r>
-        <w:rPr>
-          <w:rFonts w:hint="eastAsia"/>
-        </w:rPr>
-        <w:t xml:space="preserve"> 작업 처리</w:t>
+        <w:t xml:space="preserve">.java : </w:t>
+      </w:r>
+      <w:r>
+        <w:rPr>
+          <w:rFonts w:hint="eastAsia"/>
+        </w:rPr>
+        <w:t>메일 관련 스케쥴 작업 처리</w:t>
       </w:r>
     </w:p>
     <w:p>
@@ -1686,16 +1451,11 @@
         </w:numPr>
         <w:ind w:leftChars="0"/>
       </w:pPr>
-      <w:proofErr w:type="gramStart"/>
       <w:r>
         <w:t>EzEmailAsync</w:t>
       </w:r>
       <w:r>
-        <w:t>.java :</w:t>
-      </w:r>
-      <w:proofErr w:type="gramEnd"/>
-      <w:r>
-        <w:t xml:space="preserve"> </w:t>
+        <w:t xml:space="preserve">.java : </w:t>
       </w:r>
       <w:r>
         <w:rPr>
@@ -1713,21 +1473,14 @@
         </w:numPr>
         <w:ind w:leftChars="0"/>
       </w:pPr>
-      <w:proofErr w:type="spellStart"/>
-      <w:proofErr w:type="gramStart"/>
       <w:r>
         <w:t>u</w:t>
       </w:r>
       <w:r>
         <w:t>til</w:t>
       </w:r>
-      <w:proofErr w:type="spellEnd"/>
-      <w:r>
-        <w:t xml:space="preserve"> :</w:t>
-      </w:r>
-      <w:proofErr w:type="gramEnd"/>
-      <w:r>
-        <w:t xml:space="preserve"> </w:t>
+      <w:r>
+        <w:t xml:space="preserve"> : </w:t>
       </w:r>
       <w:r>
         <w:rPr>
@@ -1754,77 +1507,98 @@
         </w:numPr>
         <w:ind w:leftChars="0"/>
       </w:pPr>
-      <w:proofErr w:type="gramStart"/>
       <w:r>
         <w:t>EzEmailUtil</w:t>
       </w:r>
       <w:r>
-        <w:t>.java :</w:t>
-      </w:r>
-      <w:proofErr w:type="gramEnd"/>
-      <w:r>
+        <w:t xml:space="preserve">.java : </w:t>
+      </w:r>
+      <w:r>
+        <w:rPr>
+          <w:rFonts w:hint="eastAsia"/>
+        </w:rPr>
+        <w:t>메일 모듈에서 사용하는 다양한 유틸리티 함수들을 제공</w:t>
+      </w:r>
+    </w:p>
+    <w:p/>
+    <w:p>
+      <w:pPr>
+        <w:rPr>
+          <w:color w:val="0070C0"/>
+        </w:rPr>
+      </w:pPr>
+      <w:r>
+        <w:rPr>
+          <w:color w:val="0070C0"/>
+        </w:rPr>
+        <w:t>ezMobile</w:t>
+      </w:r>
+      <w:r>
+        <w:rPr>
+          <w:color w:val="0070C0"/>
+        </w:rPr>
+        <w:t>(</w:t>
+      </w:r>
+      <w:r>
+        <w:rPr>
+          <w:rFonts w:hint="eastAsia"/>
+          <w:color w:val="0070C0"/>
+        </w:rPr>
+        <w:t>모바일</w:t>
+      </w:r>
+      <w:r>
+        <w:rPr>
+          <w:rFonts w:hint="eastAsia"/>
+          <w:color w:val="0070C0"/>
+        </w:rPr>
+        <w:t>)</w:t>
+      </w:r>
+      <w:r>
+        <w:rPr>
+          <w:rFonts w:hint="eastAsia"/>
+          <w:color w:val="0070C0"/>
+        </w:rPr>
+        <w:t>로부터</w:t>
+      </w:r>
+      <w:r>
+        <w:rPr>
+          <w:rFonts w:hint="eastAsia"/>
+          <w:color w:val="0070C0"/>
+        </w:rPr>
+        <w:t>의</w:t>
+      </w:r>
+      <w:r>
+        <w:rPr>
+          <w:rFonts w:hint="eastAsia"/>
+          <w:color w:val="0070C0"/>
+        </w:rPr>
         <w:t xml:space="preserve"> </w:t>
       </w:r>
       <w:r>
         <w:rPr>
           <w:rFonts w:hint="eastAsia"/>
-        </w:rPr>
-        <w:t>메일 모듈에서 사용하는 다양한 유틸리티 함수들을 제공</w:t>
-      </w:r>
-    </w:p>
-    <w:p>
-      <w:bookmarkStart w:id="3" w:name="_GoBack"/>
-      <w:bookmarkEnd w:id="3"/>
-    </w:p>
-    <w:p>
-      <w:pPr>
-        <w:rPr>
-          <w:color w:val="0070C0"/>
-        </w:rPr>
-      </w:pPr>
-      <w:proofErr w:type="spellStart"/>
-      <w:r>
-        <w:rPr>
-          <w:color w:val="0070C0"/>
-        </w:rPr>
-        <w:t>ezMobile</w:t>
-      </w:r>
-      <w:proofErr w:type="spellEnd"/>
-      <w:r>
-        <w:rPr>
-          <w:color w:val="0070C0"/>
-        </w:rPr>
-        <w:t>(</w:t>
-      </w:r>
-      <w:proofErr w:type="spellStart"/>
-      <w:r>
-        <w:rPr>
-          <w:rFonts w:hint="eastAsia"/>
-          <w:color w:val="0070C0"/>
-        </w:rPr>
-        <w:t>모바일</w:t>
-      </w:r>
-      <w:proofErr w:type="spellEnd"/>
-      <w:r>
-        <w:rPr>
-          <w:rFonts w:hint="eastAsia"/>
-          <w:color w:val="0070C0"/>
-        </w:rPr>
-        <w:t>)</w:t>
-      </w:r>
-      <w:r>
-        <w:rPr>
-          <w:rFonts w:hint="eastAsia"/>
-          <w:color w:val="0070C0"/>
-        </w:rPr>
-        <w:t>로부터</w:t>
-      </w:r>
-      <w:r>
-        <w:rPr>
-          <w:rFonts w:hint="eastAsia"/>
-          <w:color w:val="0070C0"/>
-        </w:rPr>
-        <w:t>의</w:t>
+          <w:color w:val="0070C0"/>
+        </w:rPr>
+        <w:t>REST A</w:t>
+      </w:r>
+      <w:r>
+        <w:rPr>
+          <w:color w:val="0070C0"/>
+        </w:rPr>
+        <w:t xml:space="preserve">PI </w:t>
+      </w:r>
+      <w:r>
+        <w:rPr>
+          <w:rFonts w:hint="eastAsia"/>
+          <w:color w:val="0070C0"/>
+        </w:rPr>
+        <w:t>요청을 처리하</w:t>
+      </w:r>
+      <w:r>
+        <w:rPr>
+          <w:color w:val="0070C0"/>
+        </w:rPr>
+        <w:t>는</w:t>
       </w:r>
       <w:r>
         <w:rPr>
@@ -1838,64 +1612,30 @@
           <w:rFonts w:hint="eastAsia"/>
           <w:color w:val="0070C0"/>
         </w:rPr>
-        <w:t>REST A</w:t>
-      </w:r>
-      <w:r>
-        <w:rPr>
-          <w:color w:val="0070C0"/>
-        </w:rPr>
-        <w:t xml:space="preserve">PI </w:t>
-      </w:r>
-      <w:r>
-        <w:rPr>
-          <w:rFonts w:hint="eastAsia"/>
-          <w:color w:val="0070C0"/>
-        </w:rPr>
-        <w:t>요청을 처리하</w:t>
-      </w:r>
-      <w:r>
-        <w:rPr>
+        <w:t xml:space="preserve">메일 </w:t>
+      </w:r>
+      <w:r>
+        <w:rPr>
+          <w:color w:val="0070C0"/>
+        </w:rPr>
+        <w:t xml:space="preserve">Gateway </w:t>
+      </w:r>
+      <w:r>
+        <w:rPr>
+          <w:rFonts w:hint="eastAsia"/>
+          <w:color w:val="0070C0"/>
+        </w:rPr>
+        <w:t>서버</w:t>
+      </w:r>
+      <w:r>
+        <w:rPr>
+          <w:rFonts w:hint="eastAsia"/>
           <w:color w:val="0070C0"/>
         </w:rPr>
         <w:t>는</w:t>
       </w:r>
       <w:r>
         <w:rPr>
-          <w:rFonts w:hint="eastAsia"/>
-          <w:color w:val="0070C0"/>
-        </w:rPr>
-        <w:t xml:space="preserve"> </w:t>
-      </w:r>
-      <w:r>
-        <w:rPr>
-          <w:rFonts w:hint="eastAsia"/>
-          <w:color w:val="0070C0"/>
-        </w:rPr>
-        <w:t xml:space="preserve">메일 </w:t>
-      </w:r>
-      <w:r>
-        <w:rPr>
-          <w:color w:val="0070C0"/>
-        </w:rPr>
-        <w:t xml:space="preserve">Gateway </w:t>
-      </w:r>
-      <w:r>
-        <w:rPr>
-          <w:rFonts w:hint="eastAsia"/>
-          <w:color w:val="0070C0"/>
-        </w:rPr>
-        <w:t>서버</w:t>
-      </w:r>
-      <w:r>
-        <w:rPr>
-          <w:rFonts w:hint="eastAsia"/>
-          <w:color w:val="0070C0"/>
-        </w:rPr>
-        <w:t>는</w:t>
-      </w:r>
-      <w:proofErr w:type="spellStart"/>
-      <w:r>
-        <w:rPr>
           <w:color w:val="0070C0"/>
         </w:rPr>
         <w:t>s</w:t>
@@ -1905,71 +1645,20 @@
           <w:rFonts w:hint="eastAsia"/>
           <w:color w:val="0070C0"/>
         </w:rPr>
-        <w:t>rc</w:t>
-      </w:r>
-      <w:proofErr w:type="spellEnd"/>
-      <w:r>
-        <w:rPr>
-          <w:rFonts w:hint="eastAsia"/>
-          <w:color w:val="0070C0"/>
-        </w:rPr>
-        <w:t>/</w:t>
-      </w:r>
-      <w:r>
-        <w:rPr>
-          <w:color w:val="0070C0"/>
-        </w:rPr>
-        <w:t>main/java/</w:t>
-      </w:r>
-      <w:proofErr w:type="spellStart"/>
-      <w:r>
-        <w:rPr>
-          <w:color w:val="0070C0"/>
-        </w:rPr>
-        <w:t>egovframework</w:t>
-      </w:r>
-      <w:proofErr w:type="spellEnd"/>
-      <w:r>
-        <w:rPr>
-          <w:color w:val="0070C0"/>
-        </w:rPr>
-        <w:t>/</w:t>
-      </w:r>
-      <w:proofErr w:type="spellStart"/>
-      <w:r>
-        <w:rPr>
-          <w:color w:val="0070C0"/>
-        </w:rPr>
-        <w:t>ezMobile</w:t>
-      </w:r>
-      <w:proofErr w:type="spellEnd"/>
-      <w:r>
-        <w:rPr>
-          <w:color w:val="0070C0"/>
-        </w:rPr>
-        <w:t>/</w:t>
-      </w:r>
-      <w:proofErr w:type="spellStart"/>
-      <w:r>
-        <w:rPr>
-          <w:color w:val="0070C0"/>
-        </w:rPr>
-        <w:t>ezEm</w:t>
-      </w:r>
-      <w:r>
-        <w:rPr>
-          <w:rFonts w:hint="eastAsia"/>
-          <w:color w:val="0070C0"/>
-        </w:rPr>
-        <w:t>ail</w:t>
-      </w:r>
-      <w:proofErr w:type="spellEnd"/>
-      <w:r>
-        <w:rPr>
-          <w:rFonts w:hint="eastAsia"/>
-          <w:color w:val="0070C0"/>
-        </w:rPr>
-        <w:t xml:space="preserve"> 폴더에 위치하며 다음의 폴더들로 구성된다.</w:t>
+        <w:t>rc/</w:t>
+      </w:r>
+      <w:r>
+        <w:rPr>
+          <w:color w:val="0070C0"/>
+        </w:rPr>
+        <w:t>main/java/egovframework/ezMobile/ezEm</w:t>
+      </w:r>
+      <w:r>
+        <w:rPr>
+          <w:rFonts w:hint="eastAsia"/>
+          <w:color w:val="0070C0"/>
+        </w:rPr>
+        <w:t>ail 폴더에 위치하며 다음의 폴더들로 구성된다.</w:t>
       </w:r>
     </w:p>
     <w:p>
@@ -1984,7 +1673,6 @@
           <w:color w:val="0070C0"/>
         </w:rPr>
       </w:pPr>
-      <w:proofErr w:type="gramStart"/>
       <w:r>
         <w:rPr>
           <w:color w:val="0070C0"/>
@@ -2002,14 +1690,7 @@
         <w:rPr>
           <w:color w:val="0070C0"/>
         </w:rPr>
-        <w:t xml:space="preserve"> :</w:t>
-      </w:r>
-      <w:proofErr w:type="gramEnd"/>
-      <w:r>
-        <w:rPr>
-          <w:color w:val="0070C0"/>
-        </w:rPr>
-        <w:t xml:space="preserve"> </w:t>
+        <w:t xml:space="preserve"> : </w:t>
       </w:r>
       <w:r>
         <w:rPr>
@@ -2083,42 +1764,18 @@
           <w:color w:val="0070C0"/>
         </w:rPr>
       </w:pPr>
-      <w:proofErr w:type="gramStart"/>
-      <w:r>
-        <w:rPr>
-          <w:color w:val="0070C0"/>
-        </w:rPr>
-        <w:t>MEmailGWController.java :</w:t>
-      </w:r>
-      <w:proofErr w:type="gramEnd"/>
-      <w:r>
-        <w:rPr>
-          <w:color w:val="0070C0"/>
-        </w:rPr>
-        <w:t xml:space="preserve"> </w:t>
-      </w:r>
-      <w:r>
-        <w:rPr>
-          <w:rFonts w:hint="eastAsia"/>
-          <w:color w:val="0070C0"/>
-        </w:rPr>
-        <w:t xml:space="preserve">메일 관련 </w:t>
-      </w:r>
-      <w:proofErr w:type="spellStart"/>
-      <w:r>
-        <w:rPr>
-          <w:rFonts w:hint="eastAsia"/>
-          <w:color w:val="0070C0"/>
-        </w:rPr>
-        <w:t>모바일</w:t>
-      </w:r>
-      <w:proofErr w:type="spellEnd"/>
-      <w:r>
-        <w:rPr>
-          <w:rFonts w:hint="eastAsia"/>
-          <w:color w:val="0070C0"/>
-        </w:rPr>
-        <w:t xml:space="preserve"> </w:t>
+      <w:r>
+        <w:rPr>
+          <w:color w:val="0070C0"/>
+        </w:rPr>
+        <w:t xml:space="preserve">MEmailGWController.java : </w:t>
+      </w:r>
+      <w:r>
+        <w:rPr>
+          <w:rFonts w:hint="eastAsia"/>
+          <w:color w:val="0070C0"/>
+        </w:rPr>
+        <w:t xml:space="preserve">메일 관련 모바일 </w:t>
       </w:r>
       <w:r>
         <w:rPr>
@@ -2146,19 +1803,11 @@
           <w:color w:val="0070C0"/>
         </w:rPr>
       </w:pPr>
-      <w:proofErr w:type="gramStart"/>
-      <w:r>
-        <w:rPr>
-          <w:color w:val="0070C0"/>
-        </w:rPr>
-        <w:t>service :</w:t>
-      </w:r>
-      <w:proofErr w:type="gramEnd"/>
-      <w:r>
-        <w:rPr>
-          <w:color w:val="0070C0"/>
-        </w:rPr>
-        <w:t xml:space="preserve"> Business Logic</w:t>
+      <w:r>
+        <w:rPr>
+          <w:color w:val="0070C0"/>
+        </w:rPr>
+        <w:t>service : Business Logic</w:t>
       </w:r>
       <w:r>
         <w:rPr>
@@ -2200,7 +1849,6 @@
           <w:color w:val="0070C0"/>
         </w:rPr>
       </w:pPr>
-      <w:proofErr w:type="gramStart"/>
       <w:r>
         <w:rPr>
           <w:color w:val="0070C0"/>
@@ -2212,50 +1860,13 @@
           <w:rFonts w:hint="eastAsia"/>
           <w:color w:val="0070C0"/>
         </w:rPr>
-        <w:t>java :</w:t>
-      </w:r>
-      <w:proofErr w:type="gramEnd"/>
-      <w:r>
-        <w:rPr>
-          <w:rFonts w:hint="eastAsia"/>
-          <w:color w:val="0070C0"/>
-        </w:rPr>
-        <w:t xml:space="preserve"> </w:t>
-      </w:r>
-      <w:r>
-        <w:rPr>
-          <w:rFonts w:hint="eastAsia"/>
-          <w:color w:val="0070C0"/>
-        </w:rPr>
-        <w:t xml:space="preserve">메일 관련 </w:t>
-      </w:r>
-      <w:proofErr w:type="spellStart"/>
-      <w:r>
-        <w:rPr>
-          <w:rFonts w:hint="eastAsia"/>
-          <w:color w:val="0070C0"/>
-        </w:rPr>
-        <w:t>모바일</w:t>
-      </w:r>
-      <w:proofErr w:type="spellEnd"/>
-      <w:r>
-        <w:rPr>
-          <w:rFonts w:hint="eastAsia"/>
-          <w:color w:val="0070C0"/>
-        </w:rPr>
-        <w:t xml:space="preserve"> </w:t>
-      </w:r>
-      <w:r>
-        <w:rPr>
-          <w:color w:val="0070C0"/>
-        </w:rPr>
-        <w:t>REST API</w:t>
-      </w:r>
-      <w:r>
-        <w:rPr>
-          <w:color w:val="0070C0"/>
-        </w:rPr>
-        <w:t xml:space="preserve"> Business Logic </w:t>
+        <w:t xml:space="preserve">java : 메일 관련 모바일 </w:t>
+      </w:r>
+      <w:r>
+        <w:rPr>
+          <w:color w:val="0070C0"/>
+        </w:rPr>
+        <w:t xml:space="preserve">REST API Business Logic </w:t>
       </w:r>
       <w:r>
         <w:rPr>
@@ -2277,27 +1888,11 @@
           <w:color w:val="0070C0"/>
         </w:rPr>
       </w:pPr>
-      <w:proofErr w:type="spellStart"/>
-      <w:proofErr w:type="gramStart"/>
-      <w:r>
-        <w:rPr>
-          <w:color w:val="0070C0"/>
-        </w:rPr>
-        <w:t>vo</w:t>
-      </w:r>
-      <w:proofErr w:type="spellEnd"/>
-      <w:r>
-        <w:rPr>
-          <w:color w:val="0070C0"/>
-        </w:rPr>
-        <w:t xml:space="preserve"> :</w:t>
-      </w:r>
-      <w:proofErr w:type="gramEnd"/>
-      <w:r>
-        <w:rPr>
-          <w:color w:val="0070C0"/>
-        </w:rPr>
-        <w:t xml:space="preserve"> Service</w:t>
+      <w:r>
+        <w:rPr>
+          <w:color w:val="0070C0"/>
+        </w:rPr>
+        <w:t>vo : Service</w:t>
       </w:r>
       <w:r>
         <w:rPr>
@@ -2344,7 +1939,7 @@
       <w:pPr>
         <w:pStyle w:val="1"/>
       </w:pPr>
-      <w:bookmarkStart w:id="4" w:name="_Toc8832532"/>
+      <w:bookmarkStart w:id="4" w:name="_Toc8840953"/>
       <w:r>
         <w:rPr>
           <w:rFonts w:hint="eastAsia"/>
@@ -2354,7 +1949,6 @@
       <w:bookmarkEnd w:id="4"/>
     </w:p>
     <w:p>
-      <w:proofErr w:type="spellStart"/>
       <w:r>
         <w:t>s</w:t>
       </w:r>
@@ -2362,23 +1956,14 @@
         <w:rPr>
           <w:rFonts w:hint="eastAsia"/>
         </w:rPr>
-        <w:t>rc</w:t>
-      </w:r>
-      <w:proofErr w:type="spellEnd"/>
-      <w:r>
-        <w:rPr>
-          <w:rFonts w:hint="eastAsia"/>
-        </w:rPr>
-        <w:t>/</w:t>
+        <w:t>rc/</w:t>
       </w:r>
       <w:r>
         <w:t>main/resources/</w:t>
       </w:r>
-      <w:proofErr w:type="spellStart"/>
       <w:r>
         <w:t>egovframework</w:t>
       </w:r>
-      <w:proofErr w:type="spellEnd"/>
       <w:r>
         <w:rPr>
           <w:rFonts w:hint="eastAsia"/>
@@ -2395,33 +1980,14 @@
         </w:numPr>
         <w:ind w:leftChars="0"/>
       </w:pPr>
-      <w:proofErr w:type="gramStart"/>
-      <w:r>
-        <w:t>message :</w:t>
-      </w:r>
-      <w:proofErr w:type="gramEnd"/>
-      <w:r>
-        <w:t xml:space="preserve"> </w:t>
-      </w:r>
-      <w:r>
-        <w:rPr>
-          <w:rFonts w:hint="eastAsia"/>
-        </w:rPr>
-        <w:t xml:space="preserve">화면에 표시되는 메시지 </w:t>
-      </w:r>
-      <w:proofErr w:type="spellStart"/>
-      <w:r>
-        <w:rPr>
-          <w:rFonts w:hint="eastAsia"/>
-        </w:rPr>
-        <w:t>스트링들을</w:t>
-      </w:r>
-      <w:proofErr w:type="spellEnd"/>
-      <w:r>
-        <w:rPr>
-          <w:rFonts w:hint="eastAsia"/>
-        </w:rPr>
-        <w:t xml:space="preserve"> 갖고 있는 파일들이 위치함.</w:t>
+      <w:r>
+        <w:t xml:space="preserve">message : </w:t>
+      </w:r>
+      <w:r>
+        <w:rPr>
+          <w:rFonts w:hint="eastAsia"/>
+        </w:rPr>
+        <w:t>화면에 표시되는 메시지 스트링들을 갖고 있는 파일들이 위치함.</w:t>
       </w:r>
     </w:p>
     <w:p>
@@ -2433,30 +1999,20 @@
         </w:numPr>
         <w:ind w:leftChars="0"/>
       </w:pPr>
-      <w:proofErr w:type="spellStart"/>
       <w:r>
         <w:rPr>
           <w:rFonts w:hint="eastAsia"/>
         </w:rPr>
         <w:t>sqlmap</w:t>
       </w:r>
-      <w:proofErr w:type="spellEnd"/>
       <w:r>
         <w:t xml:space="preserve">: SQL </w:t>
       </w:r>
-      <w:proofErr w:type="spellStart"/>
-      <w:r>
-        <w:rPr>
-          <w:rFonts w:hint="eastAsia"/>
-        </w:rPr>
-        <w:t>쿼리문을</w:t>
-      </w:r>
-      <w:proofErr w:type="spellEnd"/>
-      <w:r>
-        <w:rPr>
-          <w:rFonts w:hint="eastAsia"/>
-        </w:rPr>
-        <w:t xml:space="preserve"> 갖고 있는 파일이 위치함.</w:t>
+      <w:r>
+        <w:rPr>
+          <w:rFonts w:hint="eastAsia"/>
+        </w:rPr>
+        <w:t>쿼리문을 갖고 있는 파일이 위치함.</w:t>
       </w:r>
     </w:p>
     <w:p>
@@ -2468,21 +2024,8 @@
         </w:numPr>
         <w:ind w:leftChars="0"/>
       </w:pPr>
-      <w:proofErr w:type="spellStart"/>
-      <w:r>
-        <w:t>ezEKP</w:t>
-      </w:r>
-      <w:proofErr w:type="spellEnd"/>
-      <w:r>
-        <w:t>/</w:t>
-      </w:r>
-      <w:proofErr w:type="spellStart"/>
-      <w:r>
-        <w:t>ezEmail</w:t>
-      </w:r>
-      <w:proofErr w:type="spellEnd"/>
-      <w:r>
-        <w:t>/EzEmail_SQL_Mysql.xml</w:t>
+      <w:r>
+        <w:t>ezEKP/ezEmail/EzEmail_SQL_Mysql.xml</w:t>
       </w:r>
     </w:p>
     <w:p/>
@@ -2490,8 +2033,7 @@
       <w:pPr>
         <w:pStyle w:val="1"/>
       </w:pPr>
-      <w:bookmarkStart w:id="5" w:name="_Toc8832533"/>
-      <w:proofErr w:type="spellStart"/>
+      <w:bookmarkStart w:id="5" w:name="_Toc8840954"/>
       <w:r>
         <w:rPr>
           <w:rFonts w:hint="eastAsia"/>
@@ -2499,10 +2041,8 @@
         <w:t>웹소스</w:t>
       </w:r>
       <w:bookmarkEnd w:id="5"/>
-      <w:proofErr w:type="spellEnd"/>
-    </w:p>
-    <w:p>
-      <w:proofErr w:type="spellStart"/>
+    </w:p>
+    <w:p>
       <w:r>
         <w:t>s</w:t>
       </w:r>
@@ -2510,26 +2050,17 @@
         <w:rPr>
           <w:rFonts w:hint="eastAsia"/>
         </w:rPr>
-        <w:t>rc</w:t>
-      </w:r>
-      <w:proofErr w:type="spellEnd"/>
-      <w:r>
-        <w:rPr>
-          <w:rFonts w:hint="eastAsia"/>
-        </w:rPr>
-        <w:t>/</w:t>
+        <w:t>rc/</w:t>
       </w:r>
       <w:r>
         <w:t>main/</w:t>
       </w:r>
-      <w:proofErr w:type="spellStart"/>
       <w:r>
         <w:rPr>
           <w:rFonts w:hint="eastAsia"/>
         </w:rPr>
         <w:t>webapp</w:t>
       </w:r>
-      <w:proofErr w:type="spellEnd"/>
       <w:r>
         <w:rPr>
           <w:rFonts w:hint="eastAsia"/>
@@ -2571,25 +2102,15 @@
         </w:rPr>
         <w:t>WEB-INF/</w:t>
       </w:r>
-      <w:proofErr w:type="spellStart"/>
       <w:r>
         <w:t>jsp</w:t>
       </w:r>
-      <w:proofErr w:type="spellEnd"/>
-      <w:r>
-        <w:rPr>
-          <w:rFonts w:hint="eastAsia"/>
-        </w:rPr>
-        <w:t>/</w:t>
-      </w:r>
-      <w:proofErr w:type="spellStart"/>
-      <w:r>
-        <w:rPr>
-          <w:rFonts w:hint="eastAsia"/>
-        </w:rPr>
-        <w:t>ezEmail</w:t>
-      </w:r>
-      <w:proofErr w:type="spellEnd"/>
+      <w:r>
+        <w:rPr>
+          <w:rFonts w:hint="eastAsia"/>
+        </w:rPr>
+        <w:t>/ezEmail</w:t>
+      </w:r>
     </w:p>
     <w:p>
       <w:pPr>
@@ -2600,8 +2121,6 @@
         </w:numPr>
         <w:ind w:leftChars="0"/>
       </w:pPr>
-      <w:proofErr w:type="spellStart"/>
-      <w:proofErr w:type="gramStart"/>
       <w:r>
         <w:t>mailMain.j</w:t>
       </w:r>
@@ -2609,16 +2128,8 @@
         <w:rPr>
           <w:rFonts w:hint="eastAsia"/>
         </w:rPr>
-        <w:t>sp</w:t>
-      </w:r>
-      <w:proofErr w:type="spellEnd"/>
-      <w:r>
-        <w:rPr>
-          <w:rFonts w:hint="eastAsia"/>
-        </w:rPr>
-        <w:t xml:space="preserve"> :</w:t>
-      </w:r>
-      <w:proofErr w:type="gramEnd"/>
+        <w:t>sp :</w:t>
+      </w:r>
       <w:r>
         <w:t xml:space="preserve"> </w:t>
       </w:r>
@@ -2626,21 +2137,7 @@
         <w:rPr>
           <w:rFonts w:hint="eastAsia"/>
         </w:rPr>
-        <w:t xml:space="preserve">메일 </w:t>
-      </w:r>
-      <w:proofErr w:type="spellStart"/>
-      <w:r>
-        <w:rPr>
-          <w:rFonts w:hint="eastAsia"/>
-        </w:rPr>
-        <w:t>메인화면</w:t>
-      </w:r>
-      <w:proofErr w:type="spellEnd"/>
-      <w:r>
-        <w:rPr>
-          <w:rFonts w:hint="eastAsia"/>
-        </w:rPr>
-        <w:t xml:space="preserve"> 페이지</w:t>
+        <w:t>메일 메인화면 페이지</w:t>
       </w:r>
     </w:p>
     <w:p>
@@ -2652,8 +2149,6 @@
         </w:numPr>
         <w:ind w:leftChars="0"/>
       </w:pPr>
-      <w:proofErr w:type="spellStart"/>
-      <w:proofErr w:type="gramStart"/>
       <w:r>
         <w:rPr>
           <w:rFonts w:hint="eastAsia"/>
@@ -2667,21 +2162,10 @@
         <w:rPr>
           <w:rFonts w:hint="eastAsia"/>
         </w:rPr>
-        <w:t>sp</w:t>
-      </w:r>
-      <w:proofErr w:type="spellEnd"/>
-      <w:r>
-        <w:rPr>
-          <w:rFonts w:hint="eastAsia"/>
-        </w:rPr>
-        <w:t xml:space="preserve"> </w:t>
-      </w:r>
-      <w:r>
-        <w:t>:</w:t>
-      </w:r>
-      <w:proofErr w:type="gramEnd"/>
-      <w:r>
-        <w:t xml:space="preserve"> </w:t>
+        <w:t xml:space="preserve">sp </w:t>
+      </w:r>
+      <w:r>
+        <w:t xml:space="preserve">: </w:t>
       </w:r>
       <w:r>
         <w:rPr>
@@ -2699,8 +2183,6 @@
         </w:numPr>
         <w:ind w:leftChars="0"/>
       </w:pPr>
-      <w:proofErr w:type="spellStart"/>
-      <w:proofErr w:type="gramStart"/>
       <w:r>
         <w:rPr>
           <w:rFonts w:hint="eastAsia"/>
@@ -2714,21 +2196,10 @@
         <w:rPr>
           <w:rFonts w:hint="eastAsia"/>
         </w:rPr>
-        <w:t>sp</w:t>
-      </w:r>
-      <w:proofErr w:type="spellEnd"/>
-      <w:r>
-        <w:rPr>
-          <w:rFonts w:hint="eastAsia"/>
-        </w:rPr>
-        <w:t xml:space="preserve"> </w:t>
-      </w:r>
-      <w:r>
-        <w:t>:</w:t>
-      </w:r>
-      <w:proofErr w:type="gramEnd"/>
-      <w:r>
-        <w:t xml:space="preserve"> </w:t>
+        <w:t xml:space="preserve">sp </w:t>
+      </w:r>
+      <w:r>
+        <w:t xml:space="preserve">: </w:t>
       </w:r>
       <w:r>
         <w:rPr>
@@ -2746,8 +2217,6 @@
         </w:numPr>
         <w:ind w:leftChars="0"/>
       </w:pPr>
-      <w:proofErr w:type="spellStart"/>
-      <w:proofErr w:type="gramStart"/>
       <w:r>
         <w:rPr>
           <w:rFonts w:hint="eastAsia"/>
@@ -2761,41 +2230,16 @@
         <w:rPr>
           <w:rFonts w:hint="eastAsia"/>
         </w:rPr>
-        <w:t>sp</w:t>
-      </w:r>
-      <w:proofErr w:type="spellEnd"/>
-      <w:r>
-        <w:rPr>
-          <w:rFonts w:hint="eastAsia"/>
-        </w:rPr>
-        <w:t xml:space="preserve"> </w:t>
-      </w:r>
-      <w:r>
-        <w:t>:</w:t>
-      </w:r>
-      <w:proofErr w:type="gramEnd"/>
-      <w:r>
-        <w:t xml:space="preserve"> </w:t>
-      </w:r>
-      <w:r>
-        <w:rPr>
-          <w:rFonts w:hint="eastAsia"/>
-        </w:rPr>
-        <w:t xml:space="preserve">메일 본문 </w:t>
-      </w:r>
-      <w:proofErr w:type="spellStart"/>
-      <w:r>
-        <w:rPr>
-          <w:rFonts w:hint="eastAsia"/>
-        </w:rPr>
-        <w:t>미리보기</w:t>
-      </w:r>
-      <w:proofErr w:type="spellEnd"/>
-      <w:r>
-        <w:rPr>
-          <w:rFonts w:hint="eastAsia"/>
-        </w:rPr>
-        <w:t xml:space="preserve"> 페이지</w:t>
+        <w:t xml:space="preserve">sp </w:t>
+      </w:r>
+      <w:r>
+        <w:t xml:space="preserve">: </w:t>
+      </w:r>
+      <w:r>
+        <w:rPr>
+          <w:rFonts w:hint="eastAsia"/>
+        </w:rPr>
+        <w:t>메일 본문 미리보기 페이지</w:t>
       </w:r>
     </w:p>
     <w:p>
@@ -2807,8 +2251,6 @@
         </w:numPr>
         <w:ind w:leftChars="0"/>
       </w:pPr>
-      <w:proofErr w:type="spellStart"/>
-      <w:proofErr w:type="gramStart"/>
       <w:r>
         <w:t>mailRead.j</w:t>
       </w:r>
@@ -2818,13 +2260,8 @@
         </w:rPr>
         <w:t>sp</w:t>
       </w:r>
-      <w:proofErr w:type="spellEnd"/>
-      <w:r>
-        <w:t xml:space="preserve"> :</w:t>
-      </w:r>
-      <w:proofErr w:type="gramEnd"/>
-      <w:r>
-        <w:t xml:space="preserve"> </w:t>
+      <w:r>
+        <w:t xml:space="preserve"> : </w:t>
       </w:r>
       <w:r>
         <w:rPr>
@@ -2842,8 +2279,6 @@
         </w:numPr>
         <w:ind w:leftChars="0"/>
       </w:pPr>
-      <w:proofErr w:type="spellStart"/>
-      <w:proofErr w:type="gramStart"/>
       <w:r>
         <w:rPr>
           <w:rFonts w:hint="eastAsia"/>
@@ -2857,21 +2292,10 @@
         <w:rPr>
           <w:rFonts w:hint="eastAsia"/>
         </w:rPr>
-        <w:t>sp</w:t>
-      </w:r>
-      <w:proofErr w:type="spellEnd"/>
-      <w:r>
-        <w:rPr>
-          <w:rFonts w:hint="eastAsia"/>
-        </w:rPr>
-        <w:t xml:space="preserve"> </w:t>
-      </w:r>
-      <w:r>
-        <w:t>:</w:t>
-      </w:r>
-      <w:proofErr w:type="gramEnd"/>
-      <w:r>
-        <w:t xml:space="preserve"> </w:t>
+        <w:t xml:space="preserve">sp </w:t>
+      </w:r>
+      <w:r>
+        <w:t xml:space="preserve">: </w:t>
       </w:r>
       <w:r>
         <w:rPr>
@@ -2889,8 +2313,6 @@
         </w:numPr>
         <w:ind w:leftChars="0"/>
       </w:pPr>
-      <w:proofErr w:type="spellStart"/>
-      <w:proofErr w:type="gramStart"/>
       <w:r>
         <w:rPr>
           <w:rFonts w:hint="eastAsia"/>
@@ -2904,21 +2326,10 @@
         <w:rPr>
           <w:rFonts w:hint="eastAsia"/>
         </w:rPr>
-        <w:t>sp</w:t>
-      </w:r>
-      <w:proofErr w:type="spellEnd"/>
-      <w:r>
-        <w:rPr>
-          <w:rFonts w:hint="eastAsia"/>
-        </w:rPr>
-        <w:t xml:space="preserve"> </w:t>
-      </w:r>
-      <w:r>
-        <w:t>:</w:t>
-      </w:r>
-      <w:proofErr w:type="gramEnd"/>
-      <w:r>
-        <w:t xml:space="preserve"> </w:t>
+        <w:t xml:space="preserve">sp </w:t>
+      </w:r>
+      <w:r>
+        <w:t xml:space="preserve">: </w:t>
       </w:r>
       <w:r>
         <w:rPr>
@@ -2936,8 +2347,6 @@
         </w:numPr>
         <w:ind w:leftChars="0"/>
       </w:pPr>
-      <w:proofErr w:type="spellStart"/>
-      <w:proofErr w:type="gramStart"/>
       <w:r>
         <w:rPr>
           <w:rFonts w:hint="eastAsia"/>
@@ -2951,21 +2360,10 @@
         <w:rPr>
           <w:rFonts w:hint="eastAsia"/>
         </w:rPr>
-        <w:t>sp</w:t>
-      </w:r>
-      <w:proofErr w:type="spellEnd"/>
-      <w:r>
-        <w:rPr>
-          <w:rFonts w:hint="eastAsia"/>
-        </w:rPr>
-        <w:t xml:space="preserve"> </w:t>
-      </w:r>
-      <w:r>
-        <w:t>:</w:t>
-      </w:r>
-      <w:proofErr w:type="gramEnd"/>
-      <w:r>
-        <w:t xml:space="preserve"> </w:t>
+        <w:t xml:space="preserve">sp </w:t>
+      </w:r>
+      <w:r>
+        <w:t xml:space="preserve">: </w:t>
       </w:r>
       <w:r>
         <w:rPr>
@@ -2983,8 +2381,6 @@
         </w:numPr>
         <w:ind w:leftChars="0"/>
       </w:pPr>
-      <w:proofErr w:type="spellStart"/>
-      <w:proofErr w:type="gramStart"/>
       <w:r>
         <w:rPr>
           <w:rFonts w:hint="eastAsia"/>
@@ -3000,13 +2396,8 @@
         </w:rPr>
         <w:t>sp</w:t>
       </w:r>
-      <w:proofErr w:type="spellEnd"/>
-      <w:r>
-        <w:t xml:space="preserve"> :</w:t>
-      </w:r>
-      <w:proofErr w:type="gramEnd"/>
-      <w:r>
-        <w:t xml:space="preserve"> </w:t>
+      <w:r>
+        <w:t xml:space="preserve"> : </w:t>
       </w:r>
       <w:r>
         <w:rPr>
@@ -3024,8 +2415,6 @@
         </w:numPr>
         <w:ind w:leftChars="0"/>
       </w:pPr>
-      <w:proofErr w:type="spellStart"/>
-      <w:proofErr w:type="gramStart"/>
       <w:r>
         <w:rPr>
           <w:rFonts w:hint="eastAsia"/>
@@ -3039,21 +2428,10 @@
         <w:rPr>
           <w:rFonts w:hint="eastAsia"/>
         </w:rPr>
-        <w:t>sp</w:t>
-      </w:r>
-      <w:proofErr w:type="spellEnd"/>
-      <w:r>
-        <w:rPr>
-          <w:rFonts w:hint="eastAsia"/>
-        </w:rPr>
-        <w:t xml:space="preserve"> </w:t>
-      </w:r>
-      <w:r>
-        <w:t>:</w:t>
-      </w:r>
-      <w:proofErr w:type="gramEnd"/>
-      <w:r>
-        <w:t xml:space="preserve"> </w:t>
+        <w:t xml:space="preserve">sp </w:t>
+      </w:r>
+      <w:r>
+        <w:t xml:space="preserve">: </w:t>
       </w:r>
       <w:r>
         <w:rPr>
@@ -3071,8 +2449,6 @@
         </w:numPr>
         <w:ind w:leftChars="0"/>
       </w:pPr>
-      <w:proofErr w:type="spellStart"/>
-      <w:proofErr w:type="gramStart"/>
       <w:r>
         <w:rPr>
           <w:rFonts w:hint="eastAsia"/>
@@ -3086,21 +2462,10 @@
         <w:rPr>
           <w:rFonts w:hint="eastAsia"/>
         </w:rPr>
-        <w:t>sp</w:t>
-      </w:r>
-      <w:proofErr w:type="spellEnd"/>
-      <w:r>
-        <w:rPr>
-          <w:rFonts w:hint="eastAsia"/>
-        </w:rPr>
-        <w:t xml:space="preserve"> </w:t>
-      </w:r>
-      <w:r>
-        <w:t>:</w:t>
-      </w:r>
-      <w:proofErr w:type="gramEnd"/>
-      <w:r>
-        <w:t xml:space="preserve"> </w:t>
+        <w:t xml:space="preserve">sp </w:t>
+      </w:r>
+      <w:r>
+        <w:t xml:space="preserve">: </w:t>
       </w:r>
       <w:r>
         <w:rPr>
@@ -3118,8 +2483,6 @@
         </w:numPr>
         <w:ind w:leftChars="0"/>
       </w:pPr>
-      <w:proofErr w:type="spellStart"/>
-      <w:proofErr w:type="gramStart"/>
       <w:r>
         <w:t>mailAutoForward.j</w:t>
       </w:r>
@@ -3129,13 +2492,8 @@
         </w:rPr>
         <w:t>sp</w:t>
       </w:r>
-      <w:proofErr w:type="spellEnd"/>
-      <w:r>
-        <w:t xml:space="preserve"> :</w:t>
-      </w:r>
-      <w:proofErr w:type="gramEnd"/>
-      <w:r>
-        <w:t xml:space="preserve"> </w:t>
+      <w:r>
+        <w:t xml:space="preserve"> : </w:t>
       </w:r>
       <w:r>
         <w:rPr>
@@ -3153,8 +2511,6 @@
         </w:numPr>
         <w:ind w:leftChars="0"/>
       </w:pPr>
-      <w:proofErr w:type="spellStart"/>
-      <w:proofErr w:type="gramStart"/>
       <w:r>
         <w:rPr>
           <w:rFonts w:hint="eastAsia"/>
@@ -3169,21 +2525,10 @@
         <w:rPr>
           <w:rFonts w:hint="eastAsia"/>
         </w:rPr>
-        <w:t>sp</w:t>
-      </w:r>
-      <w:proofErr w:type="spellEnd"/>
-      <w:r>
-        <w:rPr>
-          <w:rFonts w:hint="eastAsia"/>
-        </w:rPr>
-        <w:t xml:space="preserve"> </w:t>
-      </w:r>
-      <w:r>
-        <w:t>:</w:t>
-      </w:r>
-      <w:proofErr w:type="gramEnd"/>
-      <w:r>
-        <w:t xml:space="preserve"> ‘</w:t>
+        <w:t xml:space="preserve">sp </w:t>
+      </w:r>
+      <w:r>
+        <w:t>: ‘</w:t>
       </w:r>
       <w:r>
         <w:rPr>
@@ -3219,8 +2564,6 @@
         </w:numPr>
         <w:ind w:leftChars="0"/>
       </w:pPr>
-      <w:proofErr w:type="spellStart"/>
-      <w:proofErr w:type="gramStart"/>
       <w:r>
         <w:rPr>
           <w:rFonts w:hint="eastAsia"/>
@@ -3234,21 +2577,10 @@
         <w:rPr>
           <w:rFonts w:hint="eastAsia"/>
         </w:rPr>
-        <w:t>sp</w:t>
-      </w:r>
-      <w:proofErr w:type="spellEnd"/>
-      <w:r>
-        <w:rPr>
-          <w:rFonts w:hint="eastAsia"/>
-        </w:rPr>
-        <w:t xml:space="preserve"> </w:t>
-      </w:r>
-      <w:r>
-        <w:t>:</w:t>
-      </w:r>
-      <w:proofErr w:type="gramEnd"/>
-      <w:r>
-        <w:t xml:space="preserve"> ‘</w:t>
+        <w:t xml:space="preserve">sp </w:t>
+      </w:r>
+      <w:r>
+        <w:t>: ‘</w:t>
       </w:r>
       <w:r>
         <w:rPr>
@@ -3284,8 +2616,6 @@
         </w:numPr>
         <w:ind w:leftChars="0"/>
       </w:pPr>
-      <w:proofErr w:type="spellStart"/>
-      <w:proofErr w:type="gramStart"/>
       <w:r>
         <w:rPr>
           <w:rFonts w:hint="eastAsia"/>
@@ -3299,21 +2629,10 @@
         <w:rPr>
           <w:rFonts w:hint="eastAsia"/>
         </w:rPr>
-        <w:t>sp</w:t>
-      </w:r>
-      <w:proofErr w:type="spellEnd"/>
-      <w:r>
-        <w:rPr>
-          <w:rFonts w:hint="eastAsia"/>
-        </w:rPr>
-        <w:t xml:space="preserve"> </w:t>
-      </w:r>
-      <w:r>
-        <w:t>:</w:t>
-      </w:r>
-      <w:proofErr w:type="gramEnd"/>
-      <w:r>
-        <w:t xml:space="preserve"> ‘</w:t>
+        <w:t xml:space="preserve">sp </w:t>
+      </w:r>
+      <w:r>
+        <w:t>: ‘</w:t>
       </w:r>
       <w:r>
         <w:rPr>
@@ -3349,8 +2668,6 @@
         </w:numPr>
         <w:ind w:leftChars="0"/>
       </w:pPr>
-      <w:proofErr w:type="spellStart"/>
-      <w:proofErr w:type="gramStart"/>
       <w:r>
         <w:rPr>
           <w:rFonts w:hint="eastAsia"/>
@@ -3364,21 +2681,10 @@
         <w:rPr>
           <w:rFonts w:hint="eastAsia"/>
         </w:rPr>
-        <w:t>sp</w:t>
-      </w:r>
-      <w:proofErr w:type="spellEnd"/>
-      <w:r>
-        <w:rPr>
-          <w:rFonts w:hint="eastAsia"/>
-        </w:rPr>
-        <w:t xml:space="preserve"> </w:t>
-      </w:r>
-      <w:r>
-        <w:t>:</w:t>
-      </w:r>
-      <w:proofErr w:type="gramEnd"/>
-      <w:r>
-        <w:t xml:space="preserve"> ‘</w:t>
+        <w:t xml:space="preserve">sp </w:t>
+      </w:r>
+      <w:r>
+        <w:t>: ‘</w:t>
       </w:r>
       <w:r>
         <w:rPr>
@@ -3414,8 +2720,6 @@
         </w:numPr>
         <w:ind w:leftChars="0"/>
       </w:pPr>
-      <w:proofErr w:type="spellStart"/>
-      <w:proofErr w:type="gramStart"/>
       <w:r>
         <w:rPr>
           <w:rFonts w:hint="eastAsia"/>
@@ -3429,36 +2733,17 @@
         <w:rPr>
           <w:rFonts w:hint="eastAsia"/>
         </w:rPr>
-        <w:t>sp</w:t>
-      </w:r>
-      <w:proofErr w:type="spellEnd"/>
-      <w:r>
-        <w:rPr>
-          <w:rFonts w:hint="eastAsia"/>
-        </w:rPr>
-        <w:t xml:space="preserve"> </w:t>
-      </w:r>
-      <w:r>
-        <w:t>:</w:t>
-      </w:r>
-      <w:proofErr w:type="gramEnd"/>
-      <w:r>
-        <w:t xml:space="preserve"> ‘</w:t>
-      </w:r>
-      <w:r>
-        <w:rPr>
-          <w:rFonts w:hint="eastAsia"/>
-        </w:rPr>
-        <w:t xml:space="preserve">메일 환경설정 &gt; </w:t>
-      </w:r>
-      <w:proofErr w:type="spellStart"/>
-      <w:r>
-        <w:rPr>
-          <w:rFonts w:hint="eastAsia"/>
-        </w:rPr>
-        <w:t>부재중설정</w:t>
-      </w:r>
-      <w:proofErr w:type="spellEnd"/>
+        <w:t xml:space="preserve">sp </w:t>
+      </w:r>
+      <w:r>
+        <w:t>: ‘</w:t>
+      </w:r>
+      <w:r>
+        <w:rPr>
+          <w:rFonts w:hint="eastAsia"/>
+        </w:rPr>
+        <w:t>메일 환경설정 &gt; 부재중설정</w:t>
+      </w:r>
       <w:r>
         <w:t xml:space="preserve">’ </w:t>
       </w:r>
@@ -3491,7 +2776,6 @@
         </w:numPr>
         <w:ind w:leftChars="0"/>
       </w:pPr>
-      <w:proofErr w:type="spellStart"/>
       <w:r>
         <w:t>j</w:t>
       </w:r>
@@ -3501,15 +2785,9 @@
         </w:rPr>
         <w:t>s</w:t>
       </w:r>
-      <w:proofErr w:type="spellEnd"/>
-      <w:r>
-        <w:t>/</w:t>
-      </w:r>
-      <w:proofErr w:type="spellStart"/>
-      <w:r>
-        <w:t>ezEmail</w:t>
-      </w:r>
-      <w:proofErr w:type="spellEnd"/>
+      <w:r>
+        <w:t>/ezEmail</w:t>
+      </w:r>
     </w:p>
     <w:p>
       <w:pPr>
@@ -3520,14 +2798,12 @@
         </w:numPr>
         <w:ind w:leftChars="0"/>
       </w:pPr>
-      <w:proofErr w:type="spellStart"/>
       <w:r>
         <w:rPr>
           <w:rFonts w:hint="eastAsia"/>
         </w:rPr>
         <w:t>js_cross</w:t>
       </w:r>
-      <w:proofErr w:type="spellEnd"/>
     </w:p>
     <w:p>
       <w:pPr>
@@ -3538,13 +2814,8 @@
         </w:numPr>
         <w:ind w:leftChars="0"/>
       </w:pPr>
-      <w:proofErr w:type="gramStart"/>
-      <w:r>
-        <w:t>NewMailList.js :</w:t>
-      </w:r>
-      <w:proofErr w:type="gramEnd"/>
-      <w:r>
-        <w:t xml:space="preserve"> </w:t>
+      <w:r>
+        <w:t xml:space="preserve">NewMailList.js : </w:t>
       </w:r>
       <w:r>
         <w:rPr>
@@ -3569,21 +2840,7 @@
         <w:rPr>
           <w:rFonts w:hint="eastAsia"/>
         </w:rPr>
-        <w:t>newMail_</w:t>
-      </w:r>
-      <w:proofErr w:type="gramStart"/>
-      <w:r>
-        <w:rPr>
-          <w:rFonts w:hint="eastAsia"/>
-        </w:rPr>
-        <w:t>Cross.js :</w:t>
-      </w:r>
-      <w:proofErr w:type="gramEnd"/>
-      <w:r>
-        <w:rPr>
-          <w:rFonts w:hint="eastAsia"/>
-        </w:rPr>
-        <w:t xml:space="preserve"> 새 메일 작성 관련 기능</w:t>
+        <w:t>newMail_Cross.js : 새 메일 작성 관련 기능</w:t>
       </w:r>
     </w:p>
     <w:p>
@@ -3604,13 +2861,8 @@
         </w:rPr>
         <w:t>mail_</w:t>
       </w:r>
-      <w:proofErr w:type="gramStart"/>
-      <w:r>
-        <w:t>tree.js :</w:t>
-      </w:r>
-      <w:proofErr w:type="gramEnd"/>
-      <w:r>
-        <w:t xml:space="preserve"> </w:t>
+      <w:r>
+        <w:t xml:space="preserve">tree.js : </w:t>
       </w:r>
       <w:r>
         <w:rPr>
@@ -3628,19 +2880,11 @@
         </w:numPr>
         <w:ind w:leftChars="0"/>
       </w:pPr>
-      <w:proofErr w:type="gramStart"/>
-      <w:r>
-        <w:rPr>
-          <w:rFonts w:hint="eastAsia"/>
-        </w:rPr>
-        <w:t>reademail.js :</w:t>
-      </w:r>
-      <w:proofErr w:type="gramEnd"/>
-      <w:r>
-        <w:rPr>
-          <w:rFonts w:hint="eastAsia"/>
-        </w:rPr>
-        <w:t xml:space="preserve"> 메일 읽기 관련 기능</w:t>
+      <w:r>
+        <w:rPr>
+          <w:rFonts w:hint="eastAsia"/>
+        </w:rPr>
+        <w:t>reademail.js : 메일 읽기 관련 기능</w:t>
       </w:r>
     </w:p>
     <w:p>
@@ -3655,19 +2899,11 @@
       <w:r>
         <w:t>search_</w:t>
       </w:r>
-      <w:proofErr w:type="gramStart"/>
-      <w:r>
-        <w:rPr>
-          <w:rFonts w:hint="eastAsia"/>
-        </w:rPr>
-        <w:t>mail.js :</w:t>
-      </w:r>
-      <w:proofErr w:type="gramEnd"/>
-      <w:r>
-        <w:rPr>
-          <w:rFonts w:hint="eastAsia"/>
-        </w:rPr>
-        <w:t xml:space="preserve"> 메일 검색 관련 기능</w:t>
+      <w:r>
+        <w:rPr>
+          <w:rFonts w:hint="eastAsia"/>
+        </w:rPr>
+        <w:t>mail.js : 메일 검색 관련 기능</w:t>
       </w:r>
     </w:p>
     <w:p>
@@ -3683,35 +2919,7 @@
         <w:rPr>
           <w:rFonts w:hint="eastAsia"/>
         </w:rPr>
-        <w:t>ListView_</w:t>
-      </w:r>
-      <w:proofErr w:type="gramStart"/>
-      <w:r>
-        <w:rPr>
-          <w:rFonts w:hint="eastAsia"/>
-        </w:rPr>
-        <w:t>list.js :</w:t>
-      </w:r>
-      <w:proofErr w:type="gramEnd"/>
-      <w:r>
-        <w:rPr>
-          <w:rFonts w:hint="eastAsia"/>
-        </w:rPr>
-        <w:t xml:space="preserve"> </w:t>
-      </w:r>
-      <w:proofErr w:type="spellStart"/>
-      <w:r>
-        <w:rPr>
-          <w:rFonts w:hint="eastAsia"/>
-        </w:rPr>
-        <w:t>리스트뷰</w:t>
-      </w:r>
-      <w:proofErr w:type="spellEnd"/>
-      <w:r>
-        <w:rPr>
-          <w:rFonts w:hint="eastAsia"/>
-        </w:rPr>
-        <w:t xml:space="preserve"> UI 기능</w:t>
+        <w:t>ListView_list.js : 리스트뷰 UI 기능</w:t>
       </w:r>
     </w:p>
     <w:p>
@@ -3729,6 +2937,56 @@
     </w:sectPr>
   </w:body>
 </w:document>
+</file>
+
+<file path=word/endnotes.xml><?xml version="1.0" encoding="utf-8"?>
+<w:endnotes xmlns:wpc="http://schemas.microsoft.com/office/word/2010/wordprocessingCanvas" xmlns:mc="http://schemas.openxmlformats.org/markup-compatibility/2006" xmlns:o="urn:schemas-microsoft-com:office:office" xmlns:r="http://schemas.openxmlformats.org/officeDocument/2006/relationships" xmlns:m="http://schemas.openxmlformats.org/officeDocument/2006/math" xmlns:v="urn:schemas-microsoft-com:vml" xmlns:wp14="http://schemas.microsoft.com/office/word/2010/wordprocessingDrawing" xmlns:wp="http://schemas.openxmlformats.org/drawingml/2006/wordprocessingDrawing" xmlns:w10="urn:schemas-microsoft-com:office:word" xmlns:w="http://schemas.openxmlformats.org/wordprocessingml/2006/main" xmlns:w14="http://schemas.microsoft.com/office/word/2010/wordml" xmlns:w15="http://schemas.microsoft.com/office/word/2012/wordml" xmlns:wpg="http://schemas.microsoft.com/office/word/2010/wordprocessingGroup" xmlns:wpi="http://schemas.microsoft.com/office/word/2010/wordprocessingInk" xmlns:wne="http://schemas.microsoft.com/office/word/2006/wordml" xmlns:wps="http://schemas.microsoft.com/office/word/2010/wordprocessingShape" mc:Ignorable="w14 w15 wp14">
+  <w:endnote w:type="separator" w:id="-1">
+    <w:p>
+      <w:pPr>
+        <w:spacing w:after="0" w:line="240" w:lineRule="auto"/>
+      </w:pPr>
+      <w:r>
+        <w:separator/>
+      </w:r>
+    </w:p>
+  </w:endnote>
+  <w:endnote w:type="continuationSeparator" w:id="0">
+    <w:p>
+      <w:pPr>
+        <w:spacing w:after="0" w:line="240" w:lineRule="auto"/>
+      </w:pPr>
+      <w:r>
+        <w:continuationSeparator/>
+      </w:r>
+    </w:p>
+  </w:endnote>
+</w:endnotes>
+</file>
+
+<file path=word/footnotes.xml><?xml version="1.0" encoding="utf-8"?>
+<w:footnotes xmlns:wpc="http://schemas.microsoft.com/office/word/2010/wordprocessingCanvas" xmlns:mc="http://schemas.openxmlformats.org/markup-compatibility/2006" xmlns:o="urn:schemas-microsoft-com:office:office" xmlns:r="http://schemas.openxmlformats.org/officeDocument/2006/relationships" xmlns:m="http://schemas.openxmlformats.org/officeDocument/2006/math" xmlns:v="urn:schemas-microsoft-com:vml" xmlns:wp14="http://schemas.microsoft.com/office/word/2010/wordprocessingDrawing" xmlns:wp="http://schemas.openxmlformats.org/drawingml/2006/wordprocessingDrawing" xmlns:w10="urn:schemas-microsoft-com:office:word" xmlns:w="http://schemas.openxmlformats.org/wordprocessingml/2006/main" xmlns:w14="http://schemas.microsoft.com/office/word/2010/wordml" xmlns:w15="http://schemas.microsoft.com/office/word/2012/wordml" xmlns:wpg="http://schemas.microsoft.com/office/word/2010/wordprocessingGroup" xmlns:wpi="http://schemas.microsoft.com/office/word/2010/wordprocessingInk" xmlns:wne="http://schemas.microsoft.com/office/word/2006/wordml" xmlns:wps="http://schemas.microsoft.com/office/word/2010/wordprocessingShape" mc:Ignorable="w14 w15 wp14">
+  <w:footnote w:type="separator" w:id="-1">
+    <w:p>
+      <w:pPr>
+        <w:spacing w:after="0" w:line="240" w:lineRule="auto"/>
+      </w:pPr>
+      <w:r>
+        <w:separator/>
+      </w:r>
+    </w:p>
+  </w:footnote>
+  <w:footnote w:type="continuationSeparator" w:id="0">
+    <w:p>
+      <w:pPr>
+        <w:spacing w:after="0" w:line="240" w:lineRule="auto"/>
+      </w:pPr>
+      <w:r>
+        <w:continuationSeparator/>
+      </w:r>
+    </w:p>
+  </w:footnote>
+</w:footnotes>
 </file>
 
 <file path=word/numbering.xml><?xml version="1.0" encoding="utf-8"?>
@@ -5764,6 +5022,56 @@
       <w:u w:val="single"/>
     </w:rPr>
   </w:style>
+  <w:style w:type="paragraph" w:styleId="a6">
+    <w:name w:val="header"/>
+    <w:basedOn w:val="a"/>
+    <w:link w:val="Char0"/>
+    <w:uiPriority w:val="99"/>
+    <w:unhideWhenUsed/>
+    <w:rsid w:val="00EE33BF"/>
+    <w:pPr>
+      <w:tabs>
+        <w:tab w:val="center" w:pos="4680"/>
+        <w:tab w:val="right" w:pos="9360"/>
+      </w:tabs>
+      <w:spacing w:after="0" w:line="240" w:lineRule="auto"/>
+    </w:pPr>
+  </w:style>
+  <w:style w:type="character" w:customStyle="1" w:styleId="Char0">
+    <w:name w:val="머리글 Char"/>
+    <w:basedOn w:val="a0"/>
+    <w:link w:val="a6"/>
+    <w:uiPriority w:val="99"/>
+    <w:rsid w:val="00EE33BF"/>
+    <w:rPr>
+      <w:sz w:val="22"/>
+    </w:rPr>
+  </w:style>
+  <w:style w:type="paragraph" w:styleId="a7">
+    <w:name w:val="footer"/>
+    <w:basedOn w:val="a"/>
+    <w:link w:val="Char1"/>
+    <w:uiPriority w:val="99"/>
+    <w:unhideWhenUsed/>
+    <w:rsid w:val="00EE33BF"/>
+    <w:pPr>
+      <w:tabs>
+        <w:tab w:val="center" w:pos="4680"/>
+        <w:tab w:val="right" w:pos="9360"/>
+      </w:tabs>
+      <w:spacing w:after="0" w:line="240" w:lineRule="auto"/>
+    </w:pPr>
+  </w:style>
+  <w:style w:type="character" w:customStyle="1" w:styleId="Char1">
+    <w:name w:val="바닥글 Char"/>
+    <w:basedOn w:val="a0"/>
+    <w:link w:val="a7"/>
+    <w:uiPriority w:val="99"/>
+    <w:rsid w:val="00EE33BF"/>
+    <w:rPr>
+      <w:sz w:val="22"/>
+    </w:rPr>
+  </w:style>
 </w:styles>
 </file>
 
@@ -6033,7 +5341,7 @@
 </file>
 
 <file path=customXml/itemProps1.xml><?xml version="1.0" encoding="utf-8"?>
-<ds:datastoreItem xmlns:ds="http://schemas.openxmlformats.org/officeDocument/2006/customXml" ds:itemID="{794335EF-C1E3-41C1-A8D2-9946593CCD63}">
+<ds:datastoreItem xmlns:ds="http://schemas.openxmlformats.org/officeDocument/2006/customXml" ds:itemID="{CB23CEB4-A70B-4FA6-8D40-2E95904A5581}">
   <ds:schemaRefs>
     <ds:schemaRef ds:uri="http://schemas.openxmlformats.org/officeDocument/2006/bibliography"/>
   </ds:schemaRefs>

--- a/docs/tech/module_structure/메일_모듈_소스코드_파일_내역서.docx
+++ b/docs/tech/module_structure/메일_모듈_소스코드_파일_내역서.docx
@@ -92,8 +92,6 @@
             <w:t>목차</w:t>
           </w:r>
         </w:p>
-        <w:bookmarkStart w:id="1" w:name="_GoBack"/>
-        <w:bookmarkEnd w:id="1"/>
         <w:p>
           <w:pPr>
             <w:pStyle w:val="10"/>
@@ -605,7 +603,7 @@
       <w:pPr>
         <w:pStyle w:val="1"/>
       </w:pPr>
-      <w:bookmarkStart w:id="2" w:name="_Toc8840951"/>
+      <w:bookmarkStart w:id="1" w:name="_Toc8840951"/>
       <w:r>
         <w:rPr>
           <w:rFonts w:hint="eastAsia"/>
@@ -613,34 +611,41 @@
         <w:lastRenderedPageBreak/>
         <w:t>소스 트리 구성</w:t>
       </w:r>
-      <w:bookmarkEnd w:id="2"/>
-    </w:p>
-    <w:p>
-      <w:r>
-        <w:rPr>
-          <w:color w:val="0070C0"/>
+      <w:bookmarkEnd w:id="1"/>
+    </w:p>
+    <w:p>
+      <w:r>
+        <w:rPr>
+          <w:color w:val="000000" w:themeColor="text1"/>
         </w:rPr>
         <w:t>ezFlow Web Application</w:t>
       </w:r>
       <w:r>
         <w:rPr>
           <w:rFonts w:hint="eastAsia"/>
-          <w:color w:val="0070C0"/>
+          <w:color w:val="000000" w:themeColor="text1"/>
         </w:rPr>
         <w:t xml:space="preserve">을 구현하는 </w:t>
       </w:r>
       <w:r>
         <w:rPr>
           <w:rFonts w:hint="eastAsia"/>
-          <w:color w:val="0070C0"/>
+          <w:color w:val="000000" w:themeColor="text1"/>
         </w:rPr>
         <w:t xml:space="preserve">ezFlow4Java 프로젝트 내 </w:t>
       </w:r>
       <w:r>
         <w:rPr>
           <w:rFonts w:hint="eastAsia"/>
-        </w:rPr>
-        <w:t xml:space="preserve">메일 모듈의 소스 트리는 크게 다음의 </w:t>
+          <w:color w:val="000000" w:themeColor="text1"/>
+        </w:rPr>
+        <w:t>메</w:t>
+      </w:r>
+      <w:r>
+        <w:rPr>
+          <w:rFonts w:hint="eastAsia"/>
+        </w:rPr>
+        <w:t xml:space="preserve">일 모듈의 소스 트리는 크게 다음의 </w:t>
       </w:r>
       <w:r>
         <w:t>3</w:t>
@@ -775,14 +780,14 @@
       <w:pPr>
         <w:pStyle w:val="1"/>
       </w:pPr>
-      <w:bookmarkStart w:id="3" w:name="_Toc8840952"/>
+      <w:bookmarkStart w:id="2" w:name="_Toc8840952"/>
       <w:r>
         <w:rPr>
           <w:rFonts w:hint="eastAsia"/>
         </w:rPr>
         <w:t>자바 소스</w:t>
       </w:r>
-      <w:bookmarkEnd w:id="3"/>
+      <w:bookmarkEnd w:id="2"/>
     </w:p>
     <w:p>
       <w:r>
@@ -1524,139 +1529,139 @@
     <w:p>
       <w:pPr>
         <w:rPr>
-          <w:color w:val="0070C0"/>
-        </w:rPr>
-      </w:pPr>
-      <w:r>
-        <w:rPr>
-          <w:color w:val="0070C0"/>
+          <w:color w:val="000000" w:themeColor="text1"/>
+        </w:rPr>
+      </w:pPr>
+      <w:r>
+        <w:rPr>
+          <w:color w:val="000000" w:themeColor="text1"/>
         </w:rPr>
         <w:t>ezMobile</w:t>
       </w:r>
       <w:r>
         <w:rPr>
-          <w:color w:val="0070C0"/>
+          <w:color w:val="000000" w:themeColor="text1"/>
         </w:rPr>
         <w:t>(</w:t>
       </w:r>
       <w:r>
         <w:rPr>
           <w:rFonts w:hint="eastAsia"/>
-          <w:color w:val="0070C0"/>
+          <w:color w:val="000000" w:themeColor="text1"/>
         </w:rPr>
         <w:t>모바일</w:t>
       </w:r>
       <w:r>
         <w:rPr>
           <w:rFonts w:hint="eastAsia"/>
-          <w:color w:val="0070C0"/>
+          <w:color w:val="000000" w:themeColor="text1"/>
         </w:rPr>
         <w:t>)</w:t>
       </w:r>
       <w:r>
         <w:rPr>
           <w:rFonts w:hint="eastAsia"/>
-          <w:color w:val="0070C0"/>
+          <w:color w:val="000000" w:themeColor="text1"/>
         </w:rPr>
         <w:t>로부터</w:t>
       </w:r>
       <w:r>
         <w:rPr>
           <w:rFonts w:hint="eastAsia"/>
-          <w:color w:val="0070C0"/>
+          <w:color w:val="000000" w:themeColor="text1"/>
         </w:rPr>
         <w:t>의</w:t>
       </w:r>
       <w:r>
         <w:rPr>
           <w:rFonts w:hint="eastAsia"/>
-          <w:color w:val="0070C0"/>
+          <w:color w:val="000000" w:themeColor="text1"/>
         </w:rPr>
         <w:t xml:space="preserve"> </w:t>
       </w:r>
       <w:r>
         <w:rPr>
           <w:rFonts w:hint="eastAsia"/>
-          <w:color w:val="0070C0"/>
+          <w:color w:val="000000" w:themeColor="text1"/>
         </w:rPr>
         <w:t>REST A</w:t>
       </w:r>
       <w:r>
         <w:rPr>
-          <w:color w:val="0070C0"/>
+          <w:color w:val="000000" w:themeColor="text1"/>
         </w:rPr>
         <w:t xml:space="preserve">PI </w:t>
       </w:r>
       <w:r>
         <w:rPr>
           <w:rFonts w:hint="eastAsia"/>
-          <w:color w:val="0070C0"/>
+          <w:color w:val="000000" w:themeColor="text1"/>
         </w:rPr>
         <w:t>요청을 처리하</w:t>
       </w:r>
       <w:r>
         <w:rPr>
-          <w:color w:val="0070C0"/>
+          <w:color w:val="000000" w:themeColor="text1"/>
         </w:rPr>
         <w:t>는</w:t>
       </w:r>
       <w:r>
         <w:rPr>
           <w:rFonts w:hint="eastAsia"/>
-          <w:color w:val="0070C0"/>
+          <w:color w:val="000000" w:themeColor="text1"/>
         </w:rPr>
         <w:t xml:space="preserve"> </w:t>
       </w:r>
       <w:r>
         <w:rPr>
           <w:rFonts w:hint="eastAsia"/>
-          <w:color w:val="0070C0"/>
+          <w:color w:val="000000" w:themeColor="text1"/>
         </w:rPr>
         <w:t xml:space="preserve">메일 </w:t>
       </w:r>
       <w:r>
         <w:rPr>
-          <w:color w:val="0070C0"/>
+          <w:color w:val="000000" w:themeColor="text1"/>
         </w:rPr>
         <w:t xml:space="preserve">Gateway </w:t>
       </w:r>
       <w:r>
         <w:rPr>
           <w:rFonts w:hint="eastAsia"/>
-          <w:color w:val="0070C0"/>
+          <w:color w:val="000000" w:themeColor="text1"/>
         </w:rPr>
         <w:t>서버</w:t>
       </w:r>
       <w:r>
         <w:rPr>
           <w:rFonts w:hint="eastAsia"/>
-          <w:color w:val="0070C0"/>
+          <w:color w:val="000000" w:themeColor="text1"/>
         </w:rPr>
         <w:t>는</w:t>
       </w:r>
       <w:r>
         <w:rPr>
-          <w:color w:val="0070C0"/>
+          <w:color w:val="000000" w:themeColor="text1"/>
         </w:rPr>
         <w:t>s</w:t>
       </w:r>
       <w:r>
         <w:rPr>
           <w:rFonts w:hint="eastAsia"/>
-          <w:color w:val="0070C0"/>
+          <w:color w:val="000000" w:themeColor="text1"/>
         </w:rPr>
         <w:t>rc/</w:t>
       </w:r>
       <w:r>
         <w:rPr>
-          <w:color w:val="0070C0"/>
+          <w:color w:val="000000" w:themeColor="text1"/>
         </w:rPr>
         <w:t>main/java/egovframework/ezMobile/ezEm</w:t>
       </w:r>
       <w:r>
         <w:rPr>
           <w:rFonts w:hint="eastAsia"/>
-          <w:color w:val="0070C0"/>
+          <w:color w:val="000000" w:themeColor="text1"/>
         </w:rPr>
         <w:t>ail 폴더에 위치하며 다음의 폴더들로 구성된다.</w:t>
       </w:r>
@@ -1670,84 +1675,84 @@
         </w:numPr>
         <w:ind w:leftChars="0"/>
         <w:rPr>
-          <w:color w:val="0070C0"/>
-        </w:rPr>
-      </w:pPr>
-      <w:r>
-        <w:rPr>
-          <w:color w:val="0070C0"/>
+          <w:color w:val="000000" w:themeColor="text1"/>
+        </w:rPr>
+      </w:pPr>
+      <w:r>
+        <w:rPr>
+          <w:color w:val="000000" w:themeColor="text1"/>
         </w:rPr>
         <w:t>w</w:t>
       </w:r>
       <w:r>
         <w:rPr>
           <w:rFonts w:hint="eastAsia"/>
-          <w:color w:val="0070C0"/>
+          <w:color w:val="000000" w:themeColor="text1"/>
         </w:rPr>
         <w:t>eb</w:t>
       </w:r>
       <w:r>
         <w:rPr>
-          <w:color w:val="0070C0"/>
+          <w:color w:val="000000" w:themeColor="text1"/>
         </w:rPr>
         <w:t xml:space="preserve"> : </w:t>
       </w:r>
       <w:r>
         <w:rPr>
           <w:rFonts w:hint="eastAsia"/>
-          <w:color w:val="0070C0"/>
+          <w:color w:val="000000" w:themeColor="text1"/>
         </w:rPr>
         <w:t>R</w:t>
       </w:r>
       <w:r>
         <w:rPr>
-          <w:color w:val="0070C0"/>
+          <w:color w:val="000000" w:themeColor="text1"/>
         </w:rPr>
         <w:t>EST API</w:t>
       </w:r>
       <w:r>
         <w:rPr>
-          <w:color w:val="0070C0"/>
+          <w:color w:val="000000" w:themeColor="text1"/>
         </w:rPr>
         <w:t xml:space="preserve"> 요청을 </w:t>
       </w:r>
       <w:r>
         <w:rPr>
           <w:rFonts w:hint="eastAsia"/>
-          <w:color w:val="0070C0"/>
+          <w:color w:val="000000" w:themeColor="text1"/>
         </w:rPr>
         <w:t>받아들이</w:t>
       </w:r>
       <w:r>
         <w:rPr>
-          <w:color w:val="0070C0"/>
+          <w:color w:val="000000" w:themeColor="text1"/>
         </w:rPr>
         <w:t>는 Controller</w:t>
       </w:r>
       <w:r>
         <w:rPr>
           <w:rFonts w:hint="eastAsia"/>
-          <w:color w:val="0070C0"/>
+          <w:color w:val="000000" w:themeColor="text1"/>
         </w:rPr>
         <w:t xml:space="preserve"> Class</w:t>
       </w:r>
       <w:r>
         <w:rPr>
           <w:rFonts w:hint="eastAsia"/>
-          <w:color w:val="0070C0"/>
+          <w:color w:val="000000" w:themeColor="text1"/>
         </w:rPr>
         <w:t>가</w:t>
       </w:r>
       <w:r>
         <w:rPr>
-          <w:color w:val="0070C0"/>
+          <w:color w:val="000000" w:themeColor="text1"/>
         </w:rPr>
         <w:t xml:space="preserve"> 위치함</w:t>
       </w:r>
       <w:r>
         <w:rPr>
           <w:rFonts w:hint="eastAsia"/>
-          <w:color w:val="0070C0"/>
+          <w:color w:val="000000" w:themeColor="text1"/>
         </w:rPr>
         <w:t>.</w:t>
       </w:r>
@@ -1761,32 +1766,32 @@
         </w:numPr>
         <w:ind w:leftChars="0"/>
         <w:rPr>
-          <w:color w:val="0070C0"/>
-        </w:rPr>
-      </w:pPr>
-      <w:r>
-        <w:rPr>
-          <w:color w:val="0070C0"/>
+          <w:color w:val="000000" w:themeColor="text1"/>
+        </w:rPr>
+      </w:pPr>
+      <w:r>
+        <w:rPr>
+          <w:color w:val="000000" w:themeColor="text1"/>
         </w:rPr>
         <w:t xml:space="preserve">MEmailGWController.java : </w:t>
       </w:r>
       <w:r>
         <w:rPr>
           <w:rFonts w:hint="eastAsia"/>
-          <w:color w:val="0070C0"/>
+          <w:color w:val="000000" w:themeColor="text1"/>
         </w:rPr>
         <w:t xml:space="preserve">메일 관련 모바일 </w:t>
       </w:r>
       <w:r>
         <w:rPr>
-          <w:color w:val="0070C0"/>
+          <w:color w:val="000000" w:themeColor="text1"/>
         </w:rPr>
         <w:t xml:space="preserve">REST API </w:t>
       </w:r>
       <w:r>
         <w:rPr>
           <w:rFonts w:hint="eastAsia"/>
-          <w:color w:val="0070C0"/>
+          <w:color w:val="000000" w:themeColor="text1"/>
         </w:rPr>
         <w:t>제공</w:t>
       </w:r>
@@ -1800,39 +1805,39 @@
         </w:numPr>
         <w:ind w:leftChars="0"/>
         <w:rPr>
-          <w:color w:val="0070C0"/>
-        </w:rPr>
-      </w:pPr>
-      <w:r>
-        <w:rPr>
-          <w:color w:val="0070C0"/>
+          <w:color w:val="000000" w:themeColor="text1"/>
+        </w:rPr>
+      </w:pPr>
+      <w:r>
+        <w:rPr>
+          <w:color w:val="000000" w:themeColor="text1"/>
         </w:rPr>
         <w:t>service : Business Logic</w:t>
       </w:r>
       <w:r>
         <w:rPr>
           <w:rFonts w:hint="eastAsia"/>
-          <w:color w:val="0070C0"/>
+          <w:color w:val="000000" w:themeColor="text1"/>
         </w:rPr>
         <w:t xml:space="preserve">을 처리하는 </w:t>
       </w:r>
       <w:r>
         <w:rPr>
-          <w:color w:val="0070C0"/>
+          <w:color w:val="000000" w:themeColor="text1"/>
         </w:rPr>
         <w:t>Service Class</w:t>
       </w:r>
       <w:r>
         <w:rPr>
           <w:rFonts w:hint="eastAsia"/>
-          <w:color w:val="0070C0"/>
+          <w:color w:val="000000" w:themeColor="text1"/>
         </w:rPr>
         <w:t>가</w:t>
       </w:r>
       <w:r>
         <w:rPr>
           <w:rFonts w:hint="eastAsia"/>
-          <w:color w:val="0070C0"/>
+          <w:color w:val="000000" w:themeColor="text1"/>
         </w:rPr>
         <w:t xml:space="preserve"> 위치함.</w:t>
       </w:r>
@@ -1846,32 +1851,32 @@
         </w:numPr>
         <w:ind w:leftChars="0"/>
         <w:rPr>
-          <w:color w:val="0070C0"/>
-        </w:rPr>
-      </w:pPr>
-      <w:r>
-        <w:rPr>
-          <w:color w:val="0070C0"/>
+          <w:color w:val="000000" w:themeColor="text1"/>
+        </w:rPr>
+      </w:pPr>
+      <w:r>
+        <w:rPr>
+          <w:color w:val="000000" w:themeColor="text1"/>
         </w:rPr>
         <w:t>MEmailService.</w:t>
       </w:r>
       <w:r>
         <w:rPr>
           <w:rFonts w:hint="eastAsia"/>
-          <w:color w:val="0070C0"/>
+          <w:color w:val="000000" w:themeColor="text1"/>
         </w:rPr>
         <w:t xml:space="preserve">java : 메일 관련 모바일 </w:t>
       </w:r>
       <w:r>
         <w:rPr>
-          <w:color w:val="0070C0"/>
+          <w:color w:val="000000" w:themeColor="text1"/>
         </w:rPr>
         <w:t xml:space="preserve">REST API Business Logic </w:t>
       </w:r>
       <w:r>
         <w:rPr>
           <w:rFonts w:hint="eastAsia"/>
-          <w:color w:val="0070C0"/>
+          <w:color w:val="000000" w:themeColor="text1"/>
         </w:rPr>
         <w:t>처리</w:t>
       </w:r>
@@ -1885,45 +1890,45 @@
         </w:numPr>
         <w:ind w:leftChars="0"/>
         <w:rPr>
-          <w:color w:val="0070C0"/>
-        </w:rPr>
-      </w:pPr>
-      <w:r>
-        <w:rPr>
-          <w:color w:val="0070C0"/>
+          <w:color w:val="000000" w:themeColor="text1"/>
+        </w:rPr>
+      </w:pPr>
+      <w:r>
+        <w:rPr>
+          <w:color w:val="000000" w:themeColor="text1"/>
         </w:rPr>
         <w:t>vo : Service</w:t>
       </w:r>
       <w:r>
         <w:rPr>
           <w:rFonts w:hint="eastAsia"/>
-          <w:color w:val="0070C0"/>
+          <w:color w:val="000000" w:themeColor="text1"/>
         </w:rPr>
         <w:t xml:space="preserve">와 </w:t>
       </w:r>
       <w:r>
         <w:rPr>
-          <w:color w:val="0070C0"/>
+          <w:color w:val="000000" w:themeColor="text1"/>
         </w:rPr>
         <w:t>DAO</w:t>
       </w:r>
       <w:r>
         <w:rPr>
           <w:rFonts w:hint="eastAsia"/>
-          <w:color w:val="0070C0"/>
+          <w:color w:val="000000" w:themeColor="text1"/>
         </w:rPr>
         <w:t xml:space="preserve">간 데이터 전송에 사용되는 </w:t>
       </w:r>
       <w:r>
         <w:rPr>
-          <w:color w:val="0070C0"/>
+          <w:color w:val="000000" w:themeColor="text1"/>
         </w:rPr>
         <w:t>VO(Value Object) Class</w:t>
       </w:r>
       <w:r>
         <w:rPr>
           <w:rFonts w:hint="eastAsia"/>
-          <w:color w:val="0070C0"/>
+          <w:color w:val="000000" w:themeColor="text1"/>
         </w:rPr>
         <w:t>들이 위치함.</w:t>
       </w:r>
@@ -1939,14 +1944,14 @@
       <w:pPr>
         <w:pStyle w:val="1"/>
       </w:pPr>
-      <w:bookmarkStart w:id="4" w:name="_Toc8840953"/>
+      <w:bookmarkStart w:id="3" w:name="_Toc8840953"/>
       <w:r>
         <w:rPr>
           <w:rFonts w:hint="eastAsia"/>
         </w:rPr>
         <w:t>리소스(Resource)</w:t>
       </w:r>
-      <w:bookmarkEnd w:id="4"/>
+      <w:bookmarkEnd w:id="3"/>
     </w:p>
     <w:p>
       <w:r>
@@ -2033,14 +2038,14 @@
       <w:pPr>
         <w:pStyle w:val="1"/>
       </w:pPr>
-      <w:bookmarkStart w:id="5" w:name="_Toc8840954"/>
+      <w:bookmarkStart w:id="4" w:name="_Toc8840954"/>
       <w:r>
         <w:rPr>
           <w:rFonts w:hint="eastAsia"/>
         </w:rPr>
         <w:t>웹소스</w:t>
       </w:r>
-      <w:bookmarkEnd w:id="5"/>
+      <w:bookmarkEnd w:id="4"/>
     </w:p>
     <w:p>
       <w:r>
@@ -2753,6 +2758,400 @@
         </w:rPr>
         <w:t xml:space="preserve">페이지 </w:t>
       </w:r>
+    </w:p>
+    <w:p>
+      <w:pPr>
+        <w:pStyle w:val="a4"/>
+        <w:numPr>
+          <w:ilvl w:val="1"/>
+          <w:numId w:val="14"/>
+        </w:numPr>
+        <w:ind w:leftChars="0"/>
+      </w:pPr>
+      <w:r>
+        <w:rPr>
+          <w:rFonts w:hint="eastAsia"/>
+        </w:rPr>
+        <w:t>WEB-INF/</w:t>
+      </w:r>
+      <w:r>
+        <w:t>jsp</w:t>
+      </w:r>
+      <w:r>
+        <w:rPr>
+          <w:rFonts w:hint="eastAsia"/>
+        </w:rPr>
+        <w:t>/</w:t>
+      </w:r>
+      <w:r>
+        <w:t>admin/</w:t>
+      </w:r>
+      <w:r>
+        <w:rPr>
+          <w:rFonts w:hint="eastAsia"/>
+        </w:rPr>
+        <w:t>ezEmail</w:t>
+      </w:r>
+    </w:p>
+    <w:p>
+      <w:pPr>
+        <w:pStyle w:val="a4"/>
+        <w:numPr>
+          <w:ilvl w:val="2"/>
+          <w:numId w:val="14"/>
+        </w:numPr>
+        <w:ind w:leftChars="0"/>
+      </w:pPr>
+      <w:r>
+        <w:t>addSharedMailbox.j</w:t>
+      </w:r>
+      <w:r>
+        <w:rPr>
+          <w:rFonts w:hint="eastAsia"/>
+        </w:rPr>
+        <w:t>sp</w:t>
+      </w:r>
+      <w:r>
+        <w:t xml:space="preserve"> : </w:t>
+      </w:r>
+      <w:r>
+        <w:rPr>
+          <w:rFonts w:hint="eastAsia"/>
+        </w:rPr>
+        <w:t>공</w:t>
+      </w:r>
+      <w:r>
+        <w:t>유사서함</w:t>
+      </w:r>
+      <w:r>
+        <w:rPr>
+          <w:rFonts w:hint="eastAsia"/>
+        </w:rPr>
+        <w:t xml:space="preserve"> 추</w:t>
+      </w:r>
+      <w:r>
+        <w:t>가</w:t>
+      </w:r>
+      <w:r>
+        <w:rPr>
+          <w:rFonts w:hint="eastAsia"/>
+        </w:rPr>
+        <w:t xml:space="preserve"> 페</w:t>
+      </w:r>
+      <w:r>
+        <w:t>이지</w:t>
+      </w:r>
+    </w:p>
+    <w:p>
+      <w:pPr>
+        <w:pStyle w:val="a4"/>
+        <w:numPr>
+          <w:ilvl w:val="2"/>
+          <w:numId w:val="14"/>
+        </w:numPr>
+        <w:ind w:leftChars="0"/>
+      </w:pPr>
+      <w:r>
+        <w:rPr>
+          <w:rFonts w:hint="eastAsia"/>
+        </w:rPr>
+        <w:t>mailAddDistributionList.</w:t>
+      </w:r>
+      <w:r>
+        <w:t>jsp</w:t>
+      </w:r>
+      <w:r>
+        <w:rPr>
+          <w:rFonts w:hint="eastAsia"/>
+        </w:rPr>
+        <w:t xml:space="preserve"> </w:t>
+      </w:r>
+      <w:r>
+        <w:t xml:space="preserve">: </w:t>
+      </w:r>
+      <w:r>
+        <w:rPr>
+          <w:rFonts w:hint="eastAsia"/>
+        </w:rPr>
+        <w:t>공</w:t>
+      </w:r>
+      <w:r>
+        <w:t>용배포그룹</w:t>
+      </w:r>
+      <w:r>
+        <w:rPr>
+          <w:rFonts w:hint="eastAsia"/>
+        </w:rPr>
+        <w:t xml:space="preserve"> 추</w:t>
+      </w:r>
+      <w:r>
+        <w:t>가</w:t>
+      </w:r>
+      <w:r>
+        <w:rPr>
+          <w:rFonts w:hint="eastAsia"/>
+        </w:rPr>
+        <w:t xml:space="preserve"> 페</w:t>
+      </w:r>
+      <w:r>
+        <w:t>이지</w:t>
+      </w:r>
+    </w:p>
+    <w:p>
+      <w:pPr>
+        <w:pStyle w:val="a4"/>
+        <w:numPr>
+          <w:ilvl w:val="2"/>
+          <w:numId w:val="14"/>
+        </w:numPr>
+        <w:ind w:leftChars="0"/>
+      </w:pPr>
+      <w:r>
+        <w:rPr>
+          <w:rFonts w:hint="eastAsia"/>
+        </w:rPr>
+        <w:t>mailColor.</w:t>
+      </w:r>
+      <w:r>
+        <w:t>j</w:t>
+      </w:r>
+      <w:r>
+        <w:rPr>
+          <w:rFonts w:hint="eastAsia"/>
+        </w:rPr>
+        <w:t xml:space="preserve">sp </w:t>
+      </w:r>
+      <w:r>
+        <w:t xml:space="preserve">: </w:t>
+      </w:r>
+      <w:r>
+        <w:rPr>
+          <w:rFonts w:hint="eastAsia"/>
+        </w:rPr>
+        <w:t>메</w:t>
+      </w:r>
+      <w:r>
+        <w:t>일</w:t>
+      </w:r>
+      <w:r>
+        <w:rPr>
+          <w:rFonts w:hint="eastAsia"/>
+        </w:rPr>
+        <w:t xml:space="preserve"> 색</w:t>
+      </w:r>
+      <w:r>
+        <w:t>상설정</w:t>
+      </w:r>
+      <w:r>
+        <w:rPr>
+          <w:rFonts w:hint="eastAsia"/>
+        </w:rPr>
+        <w:t xml:space="preserve"> 페</w:t>
+      </w:r>
+      <w:r>
+        <w:t>이지</w:t>
+      </w:r>
+    </w:p>
+    <w:p>
+      <w:pPr>
+        <w:pStyle w:val="a4"/>
+        <w:numPr>
+          <w:ilvl w:val="2"/>
+          <w:numId w:val="14"/>
+        </w:numPr>
+        <w:ind w:leftChars="0"/>
+      </w:pPr>
+      <w:r>
+        <w:rPr>
+          <w:rFonts w:hint="eastAsia"/>
+        </w:rPr>
+        <w:t>mailDefaultQuota.</w:t>
+      </w:r>
+      <w:r>
+        <w:t>j</w:t>
+      </w:r>
+      <w:r>
+        <w:rPr>
+          <w:rFonts w:hint="eastAsia"/>
+        </w:rPr>
+        <w:t xml:space="preserve">sp </w:t>
+      </w:r>
+      <w:r>
+        <w:t xml:space="preserve">: </w:t>
+      </w:r>
+      <w:r>
+        <w:rPr>
+          <w:rFonts w:hint="eastAsia"/>
+        </w:rPr>
+        <w:t>메</w:t>
+      </w:r>
+      <w:r>
+        <w:t>일박스</w:t>
+      </w:r>
+      <w:r>
+        <w:rPr>
+          <w:rFonts w:hint="eastAsia"/>
+        </w:rPr>
+        <w:t xml:space="preserve"> 정</w:t>
+      </w:r>
+      <w:r>
+        <w:t>책관리</w:t>
+      </w:r>
+      <w:r>
+        <w:rPr>
+          <w:rFonts w:hint="eastAsia"/>
+        </w:rPr>
+        <w:t xml:space="preserve"> 페</w:t>
+      </w:r>
+      <w:r>
+        <w:t>이지</w:t>
+      </w:r>
+    </w:p>
+    <w:p>
+      <w:pPr>
+        <w:pStyle w:val="a4"/>
+        <w:numPr>
+          <w:ilvl w:val="2"/>
+          <w:numId w:val="14"/>
+        </w:numPr>
+        <w:ind w:leftChars="0"/>
+      </w:pPr>
+      <w:r>
+        <w:t>mailDistributionList.j</w:t>
+      </w:r>
+      <w:r>
+        <w:rPr>
+          <w:rFonts w:hint="eastAsia"/>
+        </w:rPr>
+        <w:t>sp</w:t>
+      </w:r>
+      <w:r>
+        <w:t xml:space="preserve"> : </w:t>
+      </w:r>
+      <w:r>
+        <w:rPr>
+          <w:rFonts w:hint="eastAsia"/>
+        </w:rPr>
+        <w:t>공</w:t>
+      </w:r>
+      <w:r>
+        <w:t>용배포그룹</w:t>
+      </w:r>
+      <w:r>
+        <w:rPr>
+          <w:rFonts w:hint="eastAsia"/>
+        </w:rPr>
+        <w:t xml:space="preserve"> 목</w:t>
+      </w:r>
+      <w:r>
+        <w:t>록</w:t>
+      </w:r>
+      <w:r>
+        <w:rPr>
+          <w:rFonts w:hint="eastAsia"/>
+        </w:rPr>
+        <w:t xml:space="preserve"> 페</w:t>
+      </w:r>
+      <w:r>
+        <w:t>이지</w:t>
+      </w:r>
+    </w:p>
+    <w:p>
+      <w:pPr>
+        <w:pStyle w:val="a4"/>
+        <w:numPr>
+          <w:ilvl w:val="2"/>
+          <w:numId w:val="14"/>
+        </w:numPr>
+        <w:ind w:leftChars="0"/>
+      </w:pPr>
+      <w:r>
+        <w:rPr>
+          <w:rFonts w:hint="eastAsia"/>
+        </w:rPr>
+        <w:t>mailQuotaList.</w:t>
+      </w:r>
+      <w:r>
+        <w:t>jsp</w:t>
+      </w:r>
+      <w:r>
+        <w:rPr>
+          <w:rFonts w:hint="eastAsia"/>
+        </w:rPr>
+        <w:t xml:space="preserve"> </w:t>
+      </w:r>
+      <w:r>
+        <w:t xml:space="preserve">: </w:t>
+      </w:r>
+      <w:r>
+        <w:rPr>
+          <w:rFonts w:hint="eastAsia"/>
+        </w:rPr>
+        <w:t>메</w:t>
+      </w:r>
+      <w:r>
+        <w:t>일박스</w:t>
+      </w:r>
+      <w:r>
+        <w:rPr>
+          <w:rFonts w:hint="eastAsia"/>
+        </w:rPr>
+        <w:t xml:space="preserve"> 용</w:t>
+      </w:r>
+      <w:r>
+        <w:t>량관리</w:t>
+      </w:r>
+      <w:r>
+        <w:rPr>
+          <w:rFonts w:hint="eastAsia"/>
+        </w:rPr>
+        <w:t xml:space="preserve"> 페이</w:t>
+      </w:r>
+      <w:r>
+        <w:t>지</w:t>
+      </w:r>
+    </w:p>
+    <w:p>
+      <w:pPr>
+        <w:pStyle w:val="a4"/>
+        <w:numPr>
+          <w:ilvl w:val="2"/>
+          <w:numId w:val="14"/>
+        </w:numPr>
+        <w:ind w:leftChars="0"/>
+      </w:pPr>
+      <w:r>
+        <w:t xml:space="preserve">sharedMailboxList.jsp : </w:t>
+      </w:r>
+      <w:r>
+        <w:rPr>
+          <w:rFonts w:hint="eastAsia"/>
+        </w:rPr>
+        <w:t>공</w:t>
+      </w:r>
+      <w:r>
+        <w:t>유사서함</w:t>
+      </w:r>
+      <w:r>
+        <w:rPr>
+          <w:rFonts w:hint="eastAsia"/>
+        </w:rPr>
+        <w:t xml:space="preserve"> 목</w:t>
+      </w:r>
+      <w:r>
+        <w:t>록</w:t>
+      </w:r>
+      <w:r>
+        <w:rPr>
+          <w:rFonts w:hint="eastAsia"/>
+        </w:rPr>
+        <w:t xml:space="preserve"> 페</w:t>
+      </w:r>
+      <w:r>
+        <w:t>이지</w:t>
+      </w:r>
+      <w:bookmarkStart w:id="5" w:name="_GoBack"/>
+      <w:bookmarkEnd w:id="5"/>
     </w:p>
     <w:p>
       <w:pPr>
@@ -5341,7 +5740,7 @@
 </file>
 
 <file path=customXml/itemProps1.xml><?xml version="1.0" encoding="utf-8"?>
-<ds:datastoreItem xmlns:ds="http://schemas.openxmlformats.org/officeDocument/2006/customXml" ds:itemID="{CB23CEB4-A70B-4FA6-8D40-2E95904A5581}">
+<ds:datastoreItem xmlns:ds="http://schemas.openxmlformats.org/officeDocument/2006/customXml" ds:itemID="{D6A73DD9-491E-496F-ACF7-C96A6147C30B}">
   <ds:schemaRefs>
     <ds:schemaRef ds:uri="http://schemas.openxmlformats.org/officeDocument/2006/bibliography"/>
   </ds:schemaRefs>
